--- a/internal_doc/03.开发设计/Story-LobReplayBySdbreplay.docx
+++ b/internal_doc/03.开发设计/Story-LobReplayBySdbreplay.docx
@@ -226,7 +226,6 @@
         <w:pStyle w:val="ListParagraph"/>
         <w:ind w:left="777" w:firstLineChars="0" w:firstLine="0"/>
         <w:rPr>
-          <w:rFonts w:hint="eastAsia"/>
           <w:color w:val="000000" w:themeColor="text1"/>
         </w:rPr>
       </w:pPr>
@@ -376,7 +375,6 @@
     <w:p>
       <w:pPr>
         <w:rPr>
-          <w:rFonts w:hint="eastAsia"/>
           <w:color w:val="00B0F0"/>
         </w:rPr>
       </w:pPr>
@@ -574,9 +572,6 @@
     <w:p>
       <w:pPr>
         <w:ind w:left="0"/>
-        <w:rPr>
-          <w:rFonts w:hint="eastAsia"/>
-        </w:rPr>
       </w:pPr>
       <w:r>
         <w:rPr>
@@ -612,9 +607,6 @@
     <w:p>
       <w:pPr>
         <w:ind w:left="0"/>
-        <w:rPr>
-          <w:rFonts w:hint="eastAsia"/>
-        </w:rPr>
       </w:pPr>
       <w:r>
         <w:rPr>
@@ -638,9 +630,6 @@
     <w:p>
       <w:pPr>
         <w:ind w:left="0"/>
-        <w:rPr>
-          <w:rFonts w:hint="eastAsia"/>
-        </w:rPr>
       </w:pPr>
       <w:r>
         <w:rPr>
@@ -778,17 +767,11 @@
     <w:p>
       <w:pPr>
         <w:ind w:left="0"/>
-        <w:rPr>
-          <w:rFonts w:hint="eastAsia"/>
-        </w:rPr>
       </w:pPr>
     </w:p>
     <w:p>
       <w:pPr>
         <w:ind w:left="0"/>
-        <w:rPr>
-          <w:rFonts w:hint="eastAsia"/>
-        </w:rPr>
       </w:pPr>
       <w:r>
         <w:rPr>
@@ -830,9 +813,6 @@
     <w:p>
       <w:pPr>
         <w:ind w:left="0"/>
-        <w:rPr>
-          <w:rFonts w:hint="eastAsia"/>
-        </w:rPr>
       </w:pPr>
       <w:r>
         <w:rPr>
@@ -853,9 +833,6 @@
     <w:p>
       <w:pPr>
         <w:ind w:left="0"/>
-        <w:rPr>
-          <w:rFonts w:hint="eastAsia"/>
-        </w:rPr>
       </w:pPr>
       <w:r>
         <w:t>rtnRemoveLobPiece</w:t>
@@ -879,9 +856,6 @@
     <w:p>
       <w:pPr>
         <w:ind w:left="0"/>
-        <w:rPr>
-          <w:rFonts w:hint="eastAsia"/>
-        </w:rPr>
       </w:pPr>
       <w:r>
         <w:t>rtnUpdateLob</w:t>
@@ -905,17 +879,11 @@
     <w:p>
       <w:pPr>
         <w:ind w:left="0"/>
-        <w:rPr>
-          <w:rFonts w:hint="eastAsia"/>
-        </w:rPr>
       </w:pPr>
     </w:p>
     <w:p>
       <w:pPr>
         <w:ind w:left="0"/>
-        <w:rPr>
-          <w:rFonts w:hint="eastAsia"/>
-        </w:rPr>
       </w:pPr>
       <w:r>
         <w:rPr>
@@ -958,17 +926,11 @@
     <w:p>
       <w:pPr>
         <w:ind w:left="0"/>
-        <w:rPr>
-          <w:rFonts w:hint="eastAsia"/>
-        </w:rPr>
       </w:pPr>
     </w:p>
     <w:p>
       <w:pPr>
         <w:ind w:left="0"/>
-        <w:rPr>
-          <w:rFonts w:hint="eastAsia"/>
-        </w:rPr>
       </w:pPr>
       <w:r>
         <w:rPr>
@@ -998,9 +960,6 @@
     <w:p>
       <w:pPr>
         <w:ind w:left="0"/>
-        <w:rPr>
-          <w:rFonts w:hint="eastAsia"/>
-        </w:rPr>
       </w:pPr>
       <w:r>
         <w:rPr>
@@ -1108,9 +1067,6 @@
     <w:p>
       <w:pPr>
         <w:ind w:left="0"/>
-        <w:rPr>
-          <w:rFonts w:hint="eastAsia"/>
-        </w:rPr>
       </w:pPr>
       <w:r>
         <w:rPr>
@@ -1134,10 +1090,13 @@
     <w:p>
       <w:pPr>
         <w:ind w:left="0"/>
-        <w:rPr>
-          <w:rFonts w:hint="eastAsia"/>
-        </w:rPr>
-      </w:pPr>
+      </w:pPr>
+      <w:r>
+        <w:rPr>
+          <w:rFonts w:hint="eastAsia"/>
+        </w:rPr>
+        <w:t xml:space="preserve">INT32 </w:t>
+      </w:r>
       <w:r>
         <w:t>sdbCollection</w:t>
       </w:r>
@@ -1214,10 +1173,13 @@
     <w:p>
       <w:pPr>
         <w:ind w:left="0"/>
-        <w:rPr>
-          <w:rFonts w:hint="eastAsia"/>
-        </w:rPr>
-      </w:pPr>
+      </w:pPr>
+      <w:r>
+        <w:rPr>
+          <w:rFonts w:hint="eastAsia"/>
+        </w:rPr>
+        <w:t xml:space="preserve">INT32 </w:t>
+      </w:r>
       <w:r>
         <w:rPr>
           <w:rFonts w:hint="eastAsia"/>
@@ -1246,10 +1208,13 @@
     <w:p>
       <w:pPr>
         <w:ind w:left="0"/>
-        <w:rPr>
-          <w:rFonts w:hint="eastAsia"/>
-        </w:rPr>
-      </w:pPr>
+      </w:pPr>
+      <w:r>
+        <w:rPr>
+          <w:rFonts w:hint="eastAsia"/>
+        </w:rPr>
+        <w:t xml:space="preserve">INT32 </w:t>
+      </w:r>
       <w:r>
         <w:rPr>
           <w:rFonts w:hint="eastAsia"/>
@@ -1305,17 +1270,11 @@
     <w:p>
       <w:pPr>
         <w:ind w:left="0"/>
-        <w:rPr>
-          <w:rFonts w:hint="eastAsia"/>
-        </w:rPr>
       </w:pPr>
     </w:p>
     <w:p>
       <w:pPr>
         <w:ind w:left="0"/>
-        <w:rPr>
-          <w:rFonts w:hint="eastAsia"/>
-        </w:rPr>
       </w:pPr>
       <w:r>
         <w:rPr>
@@ -1327,9 +1286,6 @@
     <w:p>
       <w:pPr>
         <w:ind w:left="0"/>
-        <w:rPr>
-          <w:rFonts w:hint="eastAsia"/>
-        </w:rPr>
       </w:pPr>
       <w:r>
         <w:t>MSG_BS_LOB</w:t>
@@ -1353,9 +1309,6 @@
     <w:p>
       <w:pPr>
         <w:ind w:left="0"/>
-        <w:rPr>
-          <w:rFonts w:hint="eastAsia"/>
-        </w:rPr>
       </w:pPr>
       <w:r>
         <w:t>MSG_BS_LOB</w:t>
@@ -1388,9 +1341,6 @@
     <w:p>
       <w:pPr>
         <w:ind w:left="0"/>
-        <w:rPr>
-          <w:rFonts w:hint="eastAsia"/>
-        </w:rPr>
       </w:pPr>
       <w:r>
         <w:t>MSG_BS_LOB</w:t>
@@ -1423,17 +1373,11 @@
     <w:p>
       <w:pPr>
         <w:ind w:left="0"/>
-        <w:rPr>
-          <w:rFonts w:hint="eastAsia"/>
-        </w:rPr>
       </w:pPr>
     </w:p>
     <w:p>
       <w:pPr>
         <w:ind w:left="0"/>
-        <w:rPr>
-          <w:rFonts w:hint="eastAsia"/>
-        </w:rPr>
       </w:pPr>
       <w:r>
         <w:rPr>
@@ -1469,9 +1413,6 @@
     <w:p>
       <w:pPr>
         <w:ind w:left="0"/>
-        <w:rPr>
-          <w:rFonts w:hint="eastAsia"/>
-        </w:rPr>
       </w:pPr>
       <w:r>
         <w:rPr>
@@ -1537,9 +1478,6 @@
     <w:p>
       <w:pPr>
         <w:ind w:left="0"/>
-        <w:rPr>
-          <w:rFonts w:hint="eastAsia"/>
-        </w:rPr>
       </w:pPr>
       <w:r>
         <w:rPr>
@@ -1557,9 +1495,6 @@
     <w:p>
       <w:pPr>
         <w:ind w:left="0"/>
-        <w:rPr>
-          <w:rFonts w:hint="eastAsia"/>
-        </w:rPr>
       </w:pPr>
       <w:r>
         <w:rPr>
@@ -1709,9 +1644,6 @@
     <w:p>
       <w:pPr>
         <w:ind w:left="0"/>
-        <w:rPr>
-          <w:rFonts w:hint="eastAsia"/>
-        </w:rPr>
       </w:pPr>
       <w:r>
         <w:rPr>
@@ -1795,17 +1727,11 @@
     <w:p>
       <w:pPr>
         <w:ind w:left="0"/>
-        <w:rPr>
-          <w:rFonts w:hint="eastAsia"/>
-        </w:rPr>
       </w:pPr>
     </w:p>
     <w:p>
       <w:pPr>
         <w:ind w:left="0"/>
-        <w:rPr>
-          <w:rFonts w:hint="eastAsia"/>
-        </w:rPr>
       </w:pPr>
       <w:r>
         <w:rPr>
@@ -1853,9 +1779,6 @@
     <w:p>
       <w:pPr>
         <w:ind w:left="0"/>
-        <w:rPr>
-          <w:rFonts w:hint="eastAsia"/>
-        </w:rPr>
       </w:pPr>
       <w:r>
         <w:rPr>
@@ -1933,17 +1856,11 @@
     <w:p>
       <w:pPr>
         <w:ind w:left="0"/>
-        <w:rPr>
-          <w:rFonts w:hint="eastAsia"/>
-        </w:rPr>
       </w:pPr>
     </w:p>
     <w:p>
       <w:pPr>
         <w:ind w:left="0"/>
-        <w:rPr>
-          <w:rFonts w:hint="eastAsia"/>
-        </w:rPr>
       </w:pPr>
       <w:r>
         <w:rPr>
@@ -1989,7 +1906,7 @@
             <w:pPr>
               <w:ind w:left="0"/>
               <w:rPr>
-                <w:rFonts w:eastAsiaTheme="minorEastAsia" w:hint="eastAsia"/>
+                <w:rFonts w:eastAsiaTheme="minorEastAsia"/>
               </w:rPr>
             </w:pPr>
             <w:r>
@@ -2008,7 +1925,7 @@
             <w:pPr>
               <w:ind w:left="0"/>
               <w:rPr>
-                <w:rFonts w:eastAsiaTheme="minorEastAsia" w:hint="eastAsia"/>
+                <w:rFonts w:eastAsiaTheme="minorEastAsia"/>
               </w:rPr>
             </w:pPr>
             <w:r>
@@ -2028,21 +1945,30 @@
           <w:p>
             <w:pPr>
               <w:ind w:left="0"/>
+            </w:pPr>
+            <w:r>
               <w:rPr>
                 <w:rFonts w:hint="eastAsia"/>
               </w:rPr>
-            </w:pPr>
-            <w:r>
-              <w:rPr>
-                <w:rFonts w:hint="eastAsia"/>
-              </w:rPr>
               <w:t>LOB</w:t>
             </w:r>
             <w:r>
               <w:rPr>
                 <w:rFonts w:ascii="宋体" w:eastAsia="宋体" w:hAnsi="宋体" w:cs="宋体" w:hint="eastAsia"/>
               </w:rPr>
-              <w:t>切片数据页大于集合空间的</w:t>
+              <w:t>切片偏移、大小</w:t>
+            </w:r>
+            <w:r>
+              <w:rPr>
+                <w:rFonts w:ascii="宋体" w:eastAsia="宋体" w:hAnsi="宋体" w:cs="宋体" w:hint="eastAsia"/>
+              </w:rPr>
+              <w:t>不符合</w:t>
+            </w:r>
+            <w:r>
+              <w:rPr>
+                <w:rFonts w:ascii="宋体" w:eastAsia="宋体" w:hAnsi="宋体" w:cs="宋体" w:hint="eastAsia"/>
+              </w:rPr>
+              <w:t>集合空间的</w:t>
             </w:r>
             <w:r>
               <w:rPr>
@@ -2072,7 +1998,7 @@
             <w:pPr>
               <w:ind w:left="0"/>
               <w:rPr>
-                <w:rFonts w:eastAsiaTheme="minorEastAsia" w:hint="eastAsia"/>
+                <w:rFonts w:eastAsiaTheme="minorEastAsia"/>
               </w:rPr>
             </w:pPr>
             <w:r>
@@ -2117,7 +2043,7 @@
             <w:pPr>
               <w:ind w:left="0"/>
               <w:rPr>
-                <w:rFonts w:eastAsiaTheme="minorEastAsia" w:hint="eastAsia"/>
+                <w:rFonts w:eastAsiaTheme="minorEastAsia"/>
               </w:rPr>
             </w:pPr>
             <w:r>
@@ -2136,7 +2062,7 @@
             <w:pPr>
               <w:ind w:left="0"/>
               <w:rPr>
-                <w:rFonts w:eastAsiaTheme="minorEastAsia" w:hint="eastAsia"/>
+                <w:rFonts w:eastAsiaTheme="minorEastAsia"/>
               </w:rPr>
             </w:pPr>
             <w:r>
@@ -2199,7 +2125,7 @@
             <w:pPr>
               <w:ind w:left="0"/>
               <w:rPr>
-                <w:rFonts w:eastAsiaTheme="minorEastAsia" w:hint="eastAsia"/>
+                <w:rFonts w:eastAsiaTheme="minorEastAsia"/>
               </w:rPr>
             </w:pPr>
             <w:r>
@@ -2242,7 +2168,7 @@
             <w:pPr>
               <w:ind w:left="0"/>
               <w:rPr>
-                <w:rFonts w:eastAsiaTheme="minorEastAsia" w:hint="eastAsia"/>
+                <w:rFonts w:eastAsiaTheme="minorEastAsia"/>
               </w:rPr>
             </w:pPr>
             <w:r>
@@ -2287,7 +2213,7 @@
             <w:pPr>
               <w:ind w:left="0"/>
               <w:rPr>
-                <w:rFonts w:eastAsiaTheme="minorEastAsia" w:hint="eastAsia"/>
+                <w:rFonts w:eastAsiaTheme="minorEastAsia"/>
               </w:rPr>
             </w:pPr>
             <w:r>
@@ -2323,9 +2249,6 @@
           <w:p>
             <w:pPr>
               <w:ind w:left="0"/>
-              <w:rPr>
-                <w:rFonts w:hint="eastAsia"/>
-              </w:rPr>
             </w:pPr>
             <w:r>
               <w:rPr>
@@ -2357,7 +2280,7 @@
             <w:pPr>
               <w:ind w:left="0"/>
               <w:rPr>
-                <w:rFonts w:eastAsiaTheme="minorEastAsia" w:hint="eastAsia"/>
+                <w:rFonts w:eastAsiaTheme="minorEastAsia"/>
               </w:rPr>
             </w:pPr>
             <w:r>
@@ -2400,7 +2323,7 @@
             <w:pPr>
               <w:ind w:left="0"/>
               <w:rPr>
-                <w:rFonts w:eastAsiaTheme="minorEastAsia" w:hint="eastAsia"/>
+                <w:rFonts w:eastAsiaTheme="minorEastAsia"/>
               </w:rPr>
             </w:pPr>
             <w:r>
@@ -2439,7 +2362,7 @@
             <w:pPr>
               <w:ind w:left="0"/>
               <w:rPr>
-                <w:rFonts w:eastAsiaTheme="minorEastAsia" w:hint="eastAsia"/>
+                <w:rFonts w:eastAsiaTheme="minorEastAsia"/>
               </w:rPr>
             </w:pPr>
             <w:r>
@@ -2469,9 +2392,6 @@
           <w:p>
             <w:pPr>
               <w:ind w:left="0"/>
-              <w:rPr>
-                <w:rFonts w:hint="eastAsia"/>
-              </w:rPr>
             </w:pPr>
             <w:r>
               <w:rPr>
@@ -2504,25 +2424,16 @@
     <w:p>
       <w:pPr>
         <w:ind w:left="0"/>
-        <w:rPr>
-          <w:rFonts w:hint="eastAsia"/>
-        </w:rPr>
       </w:pPr>
     </w:p>
     <w:p>
       <w:pPr>
         <w:ind w:left="0"/>
-        <w:rPr>
-          <w:rFonts w:hint="eastAsia"/>
-        </w:rPr>
       </w:pPr>
     </w:p>
     <w:p>
       <w:pPr>
         <w:ind w:left="0"/>
-        <w:rPr>
-          <w:rFonts w:hint="eastAsia"/>
-        </w:rPr>
       </w:pPr>
       <w:r>
         <w:rPr>
@@ -2558,14 +2469,12 @@
     <w:p>
       <w:pPr>
         <w:ind w:left="0"/>
-        <w:rPr>
-          <w:rFonts w:hint="eastAsia"/>
-        </w:rPr>
-      </w:pPr>
-      <w:r>
-        <w:rPr>
-          <w:rFonts w:hint="eastAsia"/>
-        </w:rPr>
+      </w:pPr>
+      <w:r>
+        <w:rPr>
+          <w:rFonts w:hint="eastAsia"/>
+        </w:rPr>
+        <w:lastRenderedPageBreak/>
         <w:t>要实现</w:t>
       </w:r>
       <w:r>
@@ -2614,15 +2523,11 @@
     <w:p>
       <w:pPr>
         <w:ind w:left="0"/>
-        <w:rPr>
-          <w:rFonts w:hint="eastAsia"/>
-        </w:rPr>
-      </w:pPr>
-      <w:r>
-        <w:rPr>
-          <w:rFonts w:hint="eastAsia"/>
-        </w:rPr>
-        <w:lastRenderedPageBreak/>
+      </w:pPr>
+      <w:r>
+        <w:rPr>
+          <w:rFonts w:hint="eastAsia"/>
+        </w:rPr>
         <w:t>重放时按照</w:t>
       </w:r>
       <w:r>
@@ -2689,23 +2594,65 @@
         <w:rPr>
           <w:rFonts w:hint="eastAsia"/>
         </w:rPr>
-        <w:t>。</w:t>
+        <w:t>，即将</w:t>
+      </w:r>
+      <w:r>
+        <w:rPr>
+          <w:rFonts w:hint="eastAsia"/>
+        </w:rPr>
+        <w:t>write</w:t>
+      </w:r>
+      <w:r>
+        <w:rPr>
+          <w:rFonts w:hint="eastAsia"/>
+        </w:rPr>
+        <w:t>、</w:t>
+      </w:r>
+      <w:r>
+        <w:rPr>
+          <w:rFonts w:hint="eastAsia"/>
+        </w:rPr>
+        <w:t>update</w:t>
+      </w:r>
+      <w:r>
+        <w:rPr>
+          <w:rFonts w:hint="eastAsia"/>
+        </w:rPr>
+        <w:t>和</w:t>
+      </w:r>
+      <w:r>
+        <w:rPr>
+          <w:rFonts w:hint="eastAsia"/>
+        </w:rPr>
+        <w:t>remove</w:t>
+      </w:r>
+      <w:r>
+        <w:rPr>
+          <w:rFonts w:hint="eastAsia"/>
+        </w:rPr>
+        <w:t>转换成</w:t>
+      </w:r>
+      <w:r>
+        <w:rPr>
+          <w:rFonts w:hint="eastAsia"/>
+        </w:rPr>
+        <w:t>seek write</w:t>
+      </w:r>
+      <w:r>
+        <w:rPr>
+          <w:rFonts w:hint="eastAsia"/>
+        </w:rPr>
+        <w:t>的操作。</w:t>
       </w:r>
     </w:p>
     <w:p>
       <w:pPr>
         <w:ind w:left="0"/>
-        <w:rPr>
-          <w:rFonts w:hint="eastAsia"/>
-        </w:rPr>
       </w:pPr>
     </w:p>
     <w:p>
       <w:pPr>
         <w:ind w:left="0"/>
-        <w:rPr>
-          <w:rFonts w:hint="eastAsia"/>
-        </w:rPr>
       </w:pPr>
       <w:r>
         <w:rPr>
@@ -2729,9 +2676,6 @@
     <w:p>
       <w:pPr>
         <w:ind w:left="0"/>
-        <w:rPr>
-          <w:rFonts w:hint="eastAsia"/>
-        </w:rPr>
       </w:pPr>
       <w:r>
         <w:rPr>
@@ -2767,9 +2711,6 @@
     <w:p>
       <w:pPr>
         <w:ind w:left="0"/>
-        <w:rPr>
-          <w:rFonts w:hint="eastAsia"/>
-        </w:rPr>
       </w:pPr>
       <w:r>
         <w:rPr>
@@ -2781,9 +2722,6 @@
     <w:p>
       <w:pPr>
         <w:ind w:left="0"/>
-        <w:rPr>
-          <w:rFonts w:hint="eastAsia"/>
-        </w:rPr>
       </w:pPr>
       <w:r>
         <w:rPr>
@@ -2825,9 +2763,6 @@
     <w:p>
       <w:pPr>
         <w:ind w:left="0"/>
-        <w:rPr>
-          <w:rFonts w:hint="eastAsia"/>
-        </w:rPr>
       </w:pPr>
       <w:r>
         <w:rPr>
@@ -2875,9 +2810,6 @@
     <w:p>
       <w:pPr>
         <w:ind w:left="0"/>
-        <w:rPr>
-          <w:rFonts w:hint="eastAsia"/>
-        </w:rPr>
       </w:pPr>
       <w:r>
         <w:rPr>
@@ -2901,9 +2833,6 @@
     <w:p>
       <w:pPr>
         <w:ind w:left="0"/>
-        <w:rPr>
-          <w:rFonts w:hint="eastAsia"/>
-        </w:rPr>
       </w:pPr>
       <w:r>
         <w:rPr>
@@ -2915,9 +2844,6 @@
     <w:p>
       <w:pPr>
         <w:ind w:left="0"/>
-        <w:rPr>
-          <w:rFonts w:hint="eastAsia"/>
-        </w:rPr>
       </w:pPr>
       <w:r>
         <w:rPr>
@@ -2947,9 +2873,6 @@
     <w:p>
       <w:pPr>
         <w:ind w:left="0"/>
-        <w:rPr>
-          <w:rFonts w:hint="eastAsia"/>
-        </w:rPr>
       </w:pPr>
       <w:r>
         <w:rPr>
@@ -2973,9 +2896,6 @@
     <w:p>
       <w:pPr>
         <w:ind w:left="0"/>
-        <w:rPr>
-          <w:rFonts w:hint="eastAsia"/>
-        </w:rPr>
       </w:pPr>
       <w:r>
         <w:rPr>
@@ -3023,9 +2943,6 @@
     <w:p>
       <w:pPr>
         <w:ind w:left="0"/>
-        <w:rPr>
-          <w:rFonts w:hint="eastAsia"/>
-        </w:rPr>
       </w:pPr>
       <w:r>
         <w:rPr>
@@ -3061,9 +2978,6 @@
     <w:p>
       <w:pPr>
         <w:ind w:left="0"/>
-        <w:rPr>
-          <w:rFonts w:hint="eastAsia"/>
-        </w:rPr>
       </w:pPr>
       <w:r>
         <w:rPr>
@@ -3093,9 +3007,6 @@
     <w:p>
       <w:pPr>
         <w:ind w:left="0"/>
-        <w:rPr>
-          <w:rFonts w:hint="eastAsia"/>
-        </w:rPr>
       </w:pPr>
       <w:r>
         <w:rPr>
@@ -3119,17 +3030,11 @@
     <w:p>
       <w:pPr>
         <w:ind w:left="0"/>
-        <w:rPr>
-          <w:rFonts w:hint="eastAsia"/>
-        </w:rPr>
       </w:pPr>
     </w:p>
     <w:p>
       <w:pPr>
         <w:ind w:left="0"/>
-        <w:rPr>
-          <w:rFonts w:hint="eastAsia"/>
-        </w:rPr>
       </w:pPr>
       <w:r>
         <w:rPr>
@@ -3147,9 +3052,6 @@
     <w:p>
       <w:pPr>
         <w:ind w:left="0"/>
-        <w:rPr>
-          <w:rFonts w:hint="eastAsia"/>
-        </w:rPr>
       </w:pPr>
       <w:r>
         <w:rPr>
@@ -3185,9 +3087,6 @@
     <w:p>
       <w:pPr>
         <w:ind w:left="0"/>
-        <w:rPr>
-          <w:rFonts w:hint="eastAsia"/>
-        </w:rPr>
       </w:pPr>
       <w:r>
         <w:rPr>
@@ -3199,7 +3098,13 @@
         <w:rPr>
           <w:rFonts w:hint="eastAsia"/>
         </w:rPr>
-        <w:t>实现简单，代码量少。</w:t>
+        <w:t>实现简单，代码改动</w:t>
+      </w:r>
+      <w:r>
+        <w:rPr>
+          <w:rFonts w:hint="eastAsia"/>
+        </w:rPr>
+        <w:t>少。</w:t>
       </w:r>
       <w:r>
         <w:rPr>
@@ -3211,9 +3116,6 @@
     <w:p>
       <w:pPr>
         <w:ind w:left="0"/>
-        <w:rPr>
-          <w:rFonts w:hint="eastAsia"/>
-        </w:rPr>
       </w:pPr>
       <w:r>
         <w:rPr>
@@ -3285,9 +3187,6 @@
     <w:p>
       <w:pPr>
         <w:ind w:left="0"/>
-        <w:rPr>
-          <w:rFonts w:hint="eastAsia"/>
-        </w:rPr>
       </w:pPr>
       <w:r>
         <w:rPr>
@@ -3329,17 +3228,11 @@
     <w:p>
       <w:pPr>
         <w:ind w:left="0"/>
-        <w:rPr>
-          <w:rFonts w:hint="eastAsia"/>
-        </w:rPr>
       </w:pPr>
     </w:p>
     <w:p>
       <w:pPr>
         <w:ind w:left="0"/>
-        <w:rPr>
-          <w:rFonts w:hint="eastAsia"/>
-        </w:rPr>
       </w:pPr>
       <w:r>
         <w:rPr>
@@ -3375,9 +3268,6 @@
     <w:p>
       <w:pPr>
         <w:ind w:left="0"/>
-        <w:rPr>
-          <w:rFonts w:hint="eastAsia"/>
-        </w:rPr>
       </w:pPr>
       <w:r>
         <w:rPr>
@@ -3479,9 +3369,6 @@
     <w:p>
       <w:pPr>
         <w:ind w:left="0"/>
-        <w:rPr>
-          <w:rFonts w:hint="eastAsia"/>
-        </w:rPr>
       </w:pPr>
       <w:r>
         <w:rPr>
@@ -3523,7 +3410,33 @@
     <w:p>
       <w:pPr>
         <w:ind w:left="0"/>
-      </w:pPr>
+        <w:rPr>
+          <w:rFonts w:hint="eastAsia"/>
+        </w:rPr>
+      </w:pPr>
+    </w:p>
+    <w:p>
+      <w:pPr>
+        <w:ind w:left="0"/>
+      </w:pPr>
+      <w:r>
+        <w:rPr>
+          <w:rFonts w:hint="eastAsia"/>
+        </w:rPr>
+        <w:t>综合考虑，选择</w:t>
+      </w:r>
+      <w:r>
+        <w:rPr>
+          <w:rFonts w:hint="eastAsia"/>
+        </w:rPr>
+        <w:t>LOB</w:t>
+      </w:r>
+      <w:r>
+        <w:rPr>
+          <w:rFonts w:hint="eastAsia"/>
+        </w:rPr>
+        <w:t>切片重放的方案。</w:t>
+      </w:r>
     </w:p>
     <w:p>
       <w:pPr>
@@ -3845,6 +3758,7 @@
                 <w:rFonts w:ascii="宋体" w:eastAsia="宋体" w:hAnsi="宋体" w:cs="宋体" w:hint="eastAsia"/>
                 <w:b/>
               </w:rPr>
+              <w:lastRenderedPageBreak/>
               <w:t>用例编号</w:t>
             </w:r>
           </w:p>

--- a/internal_doc/03.开发设计/Story-LobReplayBySdbreplay.docx
+++ b/internal_doc/03.开发设计/Story-LobReplayBySdbreplay.docx
@@ -548,60 +548,80 @@
       </w:r>
     </w:p>
     <w:p>
-      <w:r>
-        <w:rPr>
-          <w:rFonts w:hint="eastAsia"/>
-        </w:rPr>
-        <w:t>无</w:t>
+      <w:pPr>
+        <w:rPr>
+          <w:rFonts w:hint="eastAsia"/>
+        </w:rPr>
+      </w:pPr>
+      <w:r>
+        <w:rPr>
+          <w:rFonts w:hint="eastAsia"/>
+        </w:rPr>
+        <w:t>源节点集合空间的</w:t>
+      </w:r>
+      <w:r>
+        <w:rPr>
+          <w:rFonts w:hint="eastAsia"/>
+        </w:rPr>
+        <w:t>LobPageSize</w:t>
+      </w:r>
+      <w:r>
+        <w:rPr>
+          <w:rFonts w:hint="eastAsia"/>
+        </w:rPr>
+        <w:t>与目标节点对应的集合空间的</w:t>
+      </w:r>
+      <w:r>
+        <w:rPr>
+          <w:rFonts w:hint="eastAsia"/>
+        </w:rPr>
+        <w:t>LobPageSize</w:t>
+      </w:r>
+      <w:r>
+        <w:rPr>
+          <w:rFonts w:hint="eastAsia"/>
+        </w:rPr>
+        <w:t>要相同。</w:t>
       </w:r>
     </w:p>
     <w:p>
-      <w:pPr>
-        <w:pStyle w:val="Heading2"/>
-      </w:pPr>
-      <w:r>
-        <w:t xml:space="preserve">Story </w:t>
-      </w:r>
-      <w:r>
-        <w:rPr>
-          <w:rFonts w:hint="eastAsia"/>
-        </w:rPr>
-        <w:t>简单设计</w:t>
+      <w:r>
+        <w:rPr>
+          <w:rFonts w:hint="eastAsia"/>
+        </w:rPr>
+        <w:t>集合发生数据切分时，</w:t>
+      </w:r>
+      <w:r>
+        <w:rPr>
+          <w:rFonts w:hint="eastAsia"/>
+        </w:rPr>
+        <w:t>切分的源复制组先于目标复制组重放，可能会导致迁移的</w:t>
+      </w:r>
+      <w:r>
+        <w:rPr>
+          <w:rFonts w:hint="eastAsia"/>
+        </w:rPr>
+        <w:t>LOB</w:t>
+      </w:r>
+      <w:r>
+        <w:rPr>
+          <w:rFonts w:hint="eastAsia"/>
+        </w:rPr>
+        <w:t>切片被删除。</w:t>
       </w:r>
     </w:p>
     <w:p>
       <w:pPr>
-        <w:ind w:left="0"/>
-      </w:pPr>
-      <w:r>
-        <w:rPr>
-          <w:rFonts w:hint="eastAsia"/>
-        </w:rPr>
-        <w:t>1</w:t>
-      </w:r>
-      <w:r>
-        <w:rPr>
-          <w:rFonts w:hint="eastAsia"/>
-        </w:rPr>
-        <w:t>、</w:t>
-      </w:r>
-      <w:r>
-        <w:rPr>
-          <w:rFonts w:hint="eastAsia"/>
-        </w:rPr>
-        <w:t>基于</w:t>
-      </w:r>
-      <w:r>
-        <w:rPr>
-          <w:rFonts w:hint="eastAsia"/>
-        </w:rPr>
-        <w:t>LOB</w:t>
-      </w:r>
-      <w:r>
-        <w:rPr>
-          <w:rFonts w:hint="eastAsia"/>
-        </w:rPr>
-        <w:t>切片的重放方案</w:t>
+        <w:pStyle w:val="Heading2"/>
+      </w:pPr>
+      <w:r>
+        <w:t xml:space="preserve">Story </w:t>
+      </w:r>
+      <w:r>
+        <w:rPr>
+          <w:rFonts w:hint="eastAsia"/>
+        </w:rPr>
+        <w:t>简单设计</w:t>
       </w:r>
     </w:p>
     <w:p>
@@ -612,19 +632,31 @@
         <w:rPr>
           <w:rFonts w:hint="eastAsia"/>
         </w:rPr>
-        <w:t>（</w:t>
-      </w:r>
-      <w:r>
-        <w:rPr>
-          <w:rFonts w:hint="eastAsia"/>
-        </w:rPr>
         <w:t>1</w:t>
       </w:r>
       <w:r>
         <w:rPr>
           <w:rFonts w:hint="eastAsia"/>
         </w:rPr>
-        <w:t>）基本思路</w:t>
+        <w:t>、</w:t>
+      </w:r>
+      <w:r>
+        <w:rPr>
+          <w:rFonts w:hint="eastAsia"/>
+        </w:rPr>
+        <w:t>基于</w:t>
+      </w:r>
+      <w:r>
+        <w:rPr>
+          <w:rFonts w:hint="eastAsia"/>
+        </w:rPr>
+        <w:t>LOB</w:t>
+      </w:r>
+      <w:r>
+        <w:rPr>
+          <w:rFonts w:hint="eastAsia"/>
+        </w:rPr>
+        <w:t>切片的重放方案</w:t>
       </w:r>
     </w:p>
     <w:p>
@@ -635,180 +667,162 @@
         <w:rPr>
           <w:rFonts w:hint="eastAsia"/>
         </w:rPr>
-        <w:t>LOB</w:t>
-      </w:r>
-      <w:r>
-        <w:rPr>
-          <w:rFonts w:hint="eastAsia"/>
-        </w:rPr>
-        <w:t>在</w:t>
-      </w:r>
-      <w:r>
-        <w:rPr>
-          <w:rFonts w:hint="eastAsia"/>
-        </w:rPr>
-        <w:t>SequoiaDB</w:t>
-      </w:r>
-      <w:r>
-        <w:rPr>
-          <w:rFonts w:hint="eastAsia"/>
-        </w:rPr>
-        <w:t>内部是按照数据页大小存储一个个</w:t>
-      </w:r>
-      <w:r>
-        <w:rPr>
-          <w:rFonts w:hint="eastAsia"/>
-        </w:rPr>
-        <w:t>LOB</w:t>
-      </w:r>
-      <w:r>
-        <w:rPr>
-          <w:rFonts w:hint="eastAsia"/>
-        </w:rPr>
-        <w:t>切片的，</w:t>
-      </w:r>
-      <w:r>
-        <w:rPr>
-          <w:rFonts w:hint="eastAsia"/>
-        </w:rPr>
-        <w:t>LOB</w:t>
-      </w:r>
-      <w:r>
-        <w:rPr>
-          <w:rFonts w:hint="eastAsia"/>
-        </w:rPr>
-        <w:t>的日志记录的也是对</w:t>
-      </w:r>
-      <w:r>
-        <w:rPr>
-          <w:rFonts w:hint="eastAsia"/>
-        </w:rPr>
-        <w:t>LOB</w:t>
-      </w:r>
-      <w:r>
-        <w:rPr>
-          <w:rFonts w:hint="eastAsia"/>
-        </w:rPr>
-        <w:t>切片的</w:t>
-      </w:r>
-      <w:r>
-        <w:rPr>
-          <w:rFonts w:hint="eastAsia"/>
-        </w:rPr>
-        <w:t>write</w:t>
-      </w:r>
-      <w:r>
-        <w:rPr>
-          <w:rFonts w:hint="eastAsia"/>
-        </w:rPr>
-        <w:t>、</w:t>
-      </w:r>
-      <w:r>
-        <w:rPr>
-          <w:rFonts w:hint="eastAsia"/>
-        </w:rPr>
-        <w:t>remove</w:t>
-      </w:r>
-      <w:r>
-        <w:rPr>
-          <w:rFonts w:hint="eastAsia"/>
-        </w:rPr>
-        <w:t>、</w:t>
-      </w:r>
-      <w:r>
-        <w:rPr>
-          <w:rFonts w:hint="eastAsia"/>
-        </w:rPr>
-        <w:t>update</w:t>
-      </w:r>
-      <w:r>
-        <w:rPr>
-          <w:rFonts w:hint="eastAsia"/>
-        </w:rPr>
-        <w:t>操作。</w:t>
-      </w:r>
-      <w:r>
-        <w:rPr>
-          <w:rFonts w:hint="eastAsia"/>
-        </w:rPr>
-        <w:t>在复制组内，备节点重放</w:t>
-      </w:r>
-      <w:r>
-        <w:rPr>
-          <w:rFonts w:hint="eastAsia"/>
-        </w:rPr>
-        <w:t>LOB</w:t>
-      </w:r>
-      <w:r>
-        <w:rPr>
-          <w:rFonts w:hint="eastAsia"/>
-        </w:rPr>
-        <w:t>操作也是对</w:t>
-      </w:r>
-      <w:r>
-        <w:rPr>
-          <w:rFonts w:hint="eastAsia"/>
-        </w:rPr>
-        <w:t>LOB</w:t>
-      </w:r>
-      <w:r>
-        <w:rPr>
-          <w:rFonts w:hint="eastAsia"/>
-        </w:rPr>
-        <w:t>切片</w:t>
-      </w:r>
-      <w:r>
-        <w:rPr>
-          <w:rFonts w:hint="eastAsia"/>
-        </w:rPr>
-        <w:t>直接操作。</w:t>
+        <w:t>（</w:t>
+      </w:r>
+      <w:r>
+        <w:rPr>
+          <w:rFonts w:hint="eastAsia"/>
+        </w:rPr>
+        <w:t>1</w:t>
+      </w:r>
+      <w:r>
+        <w:rPr>
+          <w:rFonts w:hint="eastAsia"/>
+        </w:rPr>
+        <w:t>）基本思路</w:t>
       </w:r>
     </w:p>
     <w:p>
       <w:pPr>
         <w:ind w:left="0"/>
       </w:pPr>
+      <w:r>
+        <w:rPr>
+          <w:rFonts w:hint="eastAsia"/>
+        </w:rPr>
+        <w:t>LOB</w:t>
+      </w:r>
+      <w:r>
+        <w:rPr>
+          <w:rFonts w:hint="eastAsia"/>
+        </w:rPr>
+        <w:t>在</w:t>
+      </w:r>
+      <w:r>
+        <w:rPr>
+          <w:rFonts w:hint="eastAsia"/>
+        </w:rPr>
+        <w:t>SequoiaDB</w:t>
+      </w:r>
+      <w:r>
+        <w:rPr>
+          <w:rFonts w:hint="eastAsia"/>
+        </w:rPr>
+        <w:t>内部是按照数据页大小存储一个个</w:t>
+      </w:r>
+      <w:r>
+        <w:rPr>
+          <w:rFonts w:hint="eastAsia"/>
+        </w:rPr>
+        <w:t>LOB</w:t>
+      </w:r>
+      <w:r>
+        <w:rPr>
+          <w:rFonts w:hint="eastAsia"/>
+        </w:rPr>
+        <w:t>切片的，</w:t>
+      </w:r>
+      <w:r>
+        <w:rPr>
+          <w:rFonts w:hint="eastAsia"/>
+        </w:rPr>
+        <w:t>LOB</w:t>
+      </w:r>
+      <w:r>
+        <w:rPr>
+          <w:rFonts w:hint="eastAsia"/>
+        </w:rPr>
+        <w:t>的日志记录的也是对</w:t>
+      </w:r>
+      <w:r>
+        <w:rPr>
+          <w:rFonts w:hint="eastAsia"/>
+        </w:rPr>
+        <w:t>LOB</w:t>
+      </w:r>
+      <w:r>
+        <w:rPr>
+          <w:rFonts w:hint="eastAsia"/>
+        </w:rPr>
+        <w:t>切片的</w:t>
+      </w:r>
+      <w:r>
+        <w:rPr>
+          <w:rFonts w:hint="eastAsia"/>
+        </w:rPr>
+        <w:t>write</w:t>
+      </w:r>
+      <w:r>
+        <w:rPr>
+          <w:rFonts w:hint="eastAsia"/>
+        </w:rPr>
+        <w:t>、</w:t>
+      </w:r>
+      <w:r>
+        <w:rPr>
+          <w:rFonts w:hint="eastAsia"/>
+        </w:rPr>
+        <w:t>remove</w:t>
+      </w:r>
+      <w:r>
+        <w:rPr>
+          <w:rFonts w:hint="eastAsia"/>
+        </w:rPr>
+        <w:t>、</w:t>
+      </w:r>
+      <w:r>
+        <w:rPr>
+          <w:rFonts w:hint="eastAsia"/>
+        </w:rPr>
+        <w:t>update</w:t>
+      </w:r>
+      <w:r>
+        <w:rPr>
+          <w:rFonts w:hint="eastAsia"/>
+        </w:rPr>
+        <w:t>操作。</w:t>
+      </w:r>
+      <w:r>
+        <w:rPr>
+          <w:rFonts w:hint="eastAsia"/>
+        </w:rPr>
+        <w:t>在复制组内，备节点重放</w:t>
+      </w:r>
+      <w:r>
+        <w:rPr>
+          <w:rFonts w:hint="eastAsia"/>
+        </w:rPr>
+        <w:t>LOB</w:t>
+      </w:r>
+      <w:r>
+        <w:rPr>
+          <w:rFonts w:hint="eastAsia"/>
+        </w:rPr>
+        <w:t>操作也是对</w:t>
+      </w:r>
+      <w:r>
+        <w:rPr>
+          <w:rFonts w:hint="eastAsia"/>
+        </w:rPr>
+        <w:t>LOB</w:t>
+      </w:r>
+      <w:r>
+        <w:rPr>
+          <w:rFonts w:hint="eastAsia"/>
+        </w:rPr>
+        <w:t>切片</w:t>
+      </w:r>
+      <w:r>
+        <w:rPr>
+          <w:rFonts w:hint="eastAsia"/>
+        </w:rPr>
+        <w:t>直接操作。</w:t>
+      </w:r>
     </w:p>
     <w:p>
       <w:pPr>
         <w:ind w:left="0"/>
       </w:pPr>
-      <w:r>
-        <w:rPr>
-          <w:rFonts w:hint="eastAsia"/>
-        </w:rPr>
-        <w:t>rtn</w:t>
-      </w:r>
-      <w:r>
-        <w:rPr>
-          <w:rFonts w:hint="eastAsia"/>
-        </w:rPr>
-        <w:t>模块提供了对</w:t>
-      </w:r>
-      <w:r>
-        <w:rPr>
-          <w:rFonts w:hint="eastAsia"/>
-        </w:rPr>
-        <w:t>LOB</w:t>
-      </w:r>
-      <w:r>
-        <w:rPr>
-          <w:rFonts w:hint="eastAsia"/>
-        </w:rPr>
-        <w:t>切片</w:t>
-      </w:r>
-      <w:r>
-        <w:rPr>
-          <w:rFonts w:hint="eastAsia"/>
-        </w:rPr>
-        <w:t>执行本地</w:t>
-      </w:r>
-      <w:r>
-        <w:rPr>
-          <w:rFonts w:hint="eastAsia"/>
-        </w:rPr>
-        <w:t>操作的接口：</w:t>
-      </w:r>
     </w:p>
     <w:p>
       <w:pPr>
@@ -818,16 +832,37 @@
         <w:rPr>
           <w:rFonts w:hint="eastAsia"/>
         </w:rPr>
-        <w:t>rtnWriteLob(</w:t>
-      </w:r>
-      <w:r>
-        <w:t>…</w:t>
-      </w:r>
-      <w:r>
-        <w:rPr>
-          <w:rFonts w:hint="eastAsia"/>
-        </w:rPr>
-        <w:t>)</w:t>
+        <w:t>rtn</w:t>
+      </w:r>
+      <w:r>
+        <w:rPr>
+          <w:rFonts w:hint="eastAsia"/>
+        </w:rPr>
+        <w:t>模块提供了对</w:t>
+      </w:r>
+      <w:r>
+        <w:rPr>
+          <w:rFonts w:hint="eastAsia"/>
+        </w:rPr>
+        <w:t>LOB</w:t>
+      </w:r>
+      <w:r>
+        <w:rPr>
+          <w:rFonts w:hint="eastAsia"/>
+        </w:rPr>
+        <w:t>切片</w:t>
+      </w:r>
+      <w:r>
+        <w:rPr>
+          <w:rFonts w:hint="eastAsia"/>
+        </w:rPr>
+        <w:t>执行本地</w:t>
+      </w:r>
+      <w:r>
+        <w:rPr>
+          <w:rFonts w:hint="eastAsia"/>
+        </w:rPr>
+        <w:t>操作的接口：</w:t>
       </w:r>
     </w:p>
     <w:p>
@@ -835,13 +870,10 @@
         <w:ind w:left="0"/>
       </w:pPr>
       <w:r>
-        <w:t>rtnRemoveLobPiece</w:t>
-      </w:r>
-      <w:r>
-        <w:rPr>
-          <w:rFonts w:hint="eastAsia"/>
-        </w:rPr>
-        <w:t>(</w:t>
+        <w:rPr>
+          <w:rFonts w:hint="eastAsia"/>
+        </w:rPr>
+        <w:t>rtnWriteLob(</w:t>
       </w:r>
       <w:r>
         <w:t>…</w:t>
@@ -858,7 +890,7 @@
         <w:ind w:left="0"/>
       </w:pPr>
       <w:r>
-        <w:t>rtnUpdateLob</w:t>
+        <w:t>rtnRemoveLobPiece</w:t>
       </w:r>
       <w:r>
         <w:rPr>
@@ -880,82 +912,76 @@
       <w:pPr>
         <w:ind w:left="0"/>
       </w:pPr>
+      <w:r>
+        <w:lastRenderedPageBreak/>
+        <w:t>rtnUpdateLob</w:t>
+      </w:r>
+      <w:r>
+        <w:rPr>
+          <w:rFonts w:hint="eastAsia"/>
+        </w:rPr>
+        <w:t>(</w:t>
+      </w:r>
+      <w:r>
+        <w:t>…</w:t>
+      </w:r>
+      <w:r>
+        <w:rPr>
+          <w:rFonts w:hint="eastAsia"/>
+        </w:rPr>
+        <w:t>)</w:t>
+      </w:r>
     </w:p>
     <w:p>
       <w:pPr>
         <w:ind w:left="0"/>
       </w:pPr>
-      <w:r>
-        <w:rPr>
-          <w:rFonts w:hint="eastAsia"/>
-        </w:rPr>
-        <w:lastRenderedPageBreak/>
-        <w:t>sdbreplay</w:t>
-      </w:r>
-      <w:r>
-        <w:rPr>
-          <w:rFonts w:hint="eastAsia"/>
-        </w:rPr>
-        <w:t>也可以按照相同的思路，直接向</w:t>
-      </w:r>
-      <w:r>
-        <w:rPr>
-          <w:rFonts w:hint="eastAsia"/>
-        </w:rPr>
-        <w:t>SequoiaDB</w:t>
-      </w:r>
-      <w:r>
-        <w:rPr>
-          <w:rFonts w:hint="eastAsia"/>
-        </w:rPr>
-        <w:t>重放</w:t>
-      </w:r>
-      <w:r>
-        <w:rPr>
-          <w:rFonts w:hint="eastAsia"/>
-        </w:rPr>
-        <w:t>LOB</w:t>
-      </w:r>
-      <w:r>
-        <w:rPr>
-          <w:rFonts w:hint="eastAsia"/>
-        </w:rPr>
-        <w:t>切片的操作。</w:t>
-      </w:r>
     </w:p>
     <w:p>
       <w:pPr>
         <w:ind w:left="0"/>
       </w:pPr>
+      <w:r>
+        <w:rPr>
+          <w:rFonts w:hint="eastAsia"/>
+        </w:rPr>
+        <w:t>sdbreplay</w:t>
+      </w:r>
+      <w:r>
+        <w:rPr>
+          <w:rFonts w:hint="eastAsia"/>
+        </w:rPr>
+        <w:t>也可以按照相同的思路，直接向</w:t>
+      </w:r>
+      <w:r>
+        <w:rPr>
+          <w:rFonts w:hint="eastAsia"/>
+        </w:rPr>
+        <w:t>SequoiaDB</w:t>
+      </w:r>
+      <w:r>
+        <w:rPr>
+          <w:rFonts w:hint="eastAsia"/>
+        </w:rPr>
+        <w:t>重放</w:t>
+      </w:r>
+      <w:r>
+        <w:rPr>
+          <w:rFonts w:hint="eastAsia"/>
+        </w:rPr>
+        <w:t>LOB</w:t>
+      </w:r>
+      <w:r>
+        <w:rPr>
+          <w:rFonts w:hint="eastAsia"/>
+        </w:rPr>
+        <w:t>切片的操作。</w:t>
+      </w:r>
     </w:p>
     <w:p>
       <w:pPr>
         <w:ind w:left="0"/>
       </w:pPr>
-      <w:r>
-        <w:rPr>
-          <w:rFonts w:hint="eastAsia"/>
-        </w:rPr>
-        <w:t>（</w:t>
-      </w:r>
-      <w:r>
-        <w:rPr>
-          <w:rFonts w:hint="eastAsia"/>
-        </w:rPr>
-        <w:t>2</w:t>
-      </w:r>
-      <w:r>
-        <w:rPr>
-          <w:rFonts w:hint="eastAsia"/>
-        </w:rPr>
-        <w:t>）</w:t>
-      </w:r>
-      <w:r>
-        <w:rPr>
-          <w:rFonts w:hint="eastAsia"/>
-        </w:rPr>
-        <w:t>增加接口</w:t>
-      </w:r>
     </w:p>
     <w:p>
       <w:pPr>
@@ -965,103 +991,25 @@
         <w:rPr>
           <w:rFonts w:hint="eastAsia"/>
         </w:rPr>
-        <w:t>要使得</w:t>
-      </w:r>
-      <w:r>
-        <w:rPr>
-          <w:rFonts w:hint="eastAsia"/>
-        </w:rPr>
-        <w:t>sdbreplay</w:t>
-      </w:r>
-      <w:r>
-        <w:rPr>
-          <w:rFonts w:hint="eastAsia"/>
-        </w:rPr>
-        <w:t>可以按照</w:t>
-      </w:r>
-      <w:r>
-        <w:rPr>
-          <w:rFonts w:hint="eastAsia"/>
-        </w:rPr>
-        <w:t>LOB</w:t>
-      </w:r>
-      <w:r>
-        <w:rPr>
-          <w:rFonts w:hint="eastAsia"/>
-        </w:rPr>
-        <w:t>切片重放操作，</w:t>
-      </w:r>
-      <w:r>
-        <w:rPr>
-          <w:rFonts w:hint="eastAsia"/>
-        </w:rPr>
-        <w:t>需要</w:t>
-      </w:r>
-      <w:r>
-        <w:rPr>
-          <w:rFonts w:hint="eastAsia"/>
-        </w:rPr>
-        <w:t>在集合的</w:t>
-      </w:r>
-      <w:r>
-        <w:rPr>
-          <w:rFonts w:hint="eastAsia"/>
-        </w:rPr>
-        <w:t>API</w:t>
-      </w:r>
-      <w:r>
-        <w:rPr>
-          <w:rFonts w:hint="eastAsia"/>
-        </w:rPr>
-        <w:t>上增加</w:t>
-      </w:r>
-      <w:r>
-        <w:rPr>
-          <w:rFonts w:hint="eastAsia"/>
-        </w:rPr>
-        <w:t>LOB</w:t>
-      </w:r>
-      <w:r>
-        <w:rPr>
-          <w:rFonts w:hint="eastAsia"/>
-        </w:rPr>
-        <w:t>切片的</w:t>
-      </w:r>
-      <w:r>
-        <w:rPr>
-          <w:rFonts w:hint="eastAsia"/>
-        </w:rPr>
-        <w:t>write</w:t>
-      </w:r>
-      <w:r>
-        <w:rPr>
-          <w:rFonts w:hint="eastAsia"/>
-        </w:rPr>
-        <w:t>、</w:t>
-      </w:r>
-      <w:r>
-        <w:rPr>
-          <w:rFonts w:hint="eastAsia"/>
-        </w:rPr>
-        <w:t>remove</w:t>
-      </w:r>
-      <w:r>
-        <w:rPr>
-          <w:rFonts w:hint="eastAsia"/>
-        </w:rPr>
-        <w:t>、</w:t>
-      </w:r>
-      <w:r>
-        <w:rPr>
-          <w:rFonts w:hint="eastAsia"/>
-        </w:rPr>
-        <w:t>update</w:t>
-      </w:r>
-      <w:r>
-        <w:rPr>
-          <w:rFonts w:hint="eastAsia"/>
-        </w:rPr>
-        <w:t>操作接口。</w:t>
+        <w:t>（</w:t>
+      </w:r>
+      <w:r>
+        <w:rPr>
+          <w:rFonts w:hint="eastAsia"/>
+        </w:rPr>
+        <w:t>2</w:t>
+      </w:r>
+      <w:r>
+        <w:rPr>
+          <w:rFonts w:hint="eastAsia"/>
+        </w:rPr>
+        <w:t>）</w:t>
+      </w:r>
+      <w:r>
+        <w:rPr>
+          <w:rFonts w:hint="eastAsia"/>
+        </w:rPr>
+        <w:t>增加接口</w:t>
       </w:r>
     </w:p>
     <w:p>
@@ -1072,19 +1020,103 @@
         <w:rPr>
           <w:rFonts w:hint="eastAsia"/>
         </w:rPr>
-        <w:t>以</w:t>
-      </w:r>
-      <w:r>
-        <w:rPr>
-          <w:rFonts w:hint="eastAsia"/>
-        </w:rPr>
-        <w:t>C++</w:t>
-      </w:r>
-      <w:r>
-        <w:rPr>
-          <w:rFonts w:hint="eastAsia"/>
-        </w:rPr>
-        <w:t>驱动为例，新增三个接口：</w:t>
+        <w:t>要使得</w:t>
+      </w:r>
+      <w:r>
+        <w:rPr>
+          <w:rFonts w:hint="eastAsia"/>
+        </w:rPr>
+        <w:t>sdbreplay</w:t>
+      </w:r>
+      <w:r>
+        <w:rPr>
+          <w:rFonts w:hint="eastAsia"/>
+        </w:rPr>
+        <w:t>可以按照</w:t>
+      </w:r>
+      <w:r>
+        <w:rPr>
+          <w:rFonts w:hint="eastAsia"/>
+        </w:rPr>
+        <w:t>LOB</w:t>
+      </w:r>
+      <w:r>
+        <w:rPr>
+          <w:rFonts w:hint="eastAsia"/>
+        </w:rPr>
+        <w:t>切片重放操作，</w:t>
+      </w:r>
+      <w:r>
+        <w:rPr>
+          <w:rFonts w:hint="eastAsia"/>
+        </w:rPr>
+        <w:t>需要</w:t>
+      </w:r>
+      <w:r>
+        <w:rPr>
+          <w:rFonts w:hint="eastAsia"/>
+        </w:rPr>
+        <w:t>在集合的</w:t>
+      </w:r>
+      <w:r>
+        <w:rPr>
+          <w:rFonts w:hint="eastAsia"/>
+        </w:rPr>
+        <w:t>API</w:t>
+      </w:r>
+      <w:r>
+        <w:rPr>
+          <w:rFonts w:hint="eastAsia"/>
+        </w:rPr>
+        <w:t>上增加</w:t>
+      </w:r>
+      <w:r>
+        <w:rPr>
+          <w:rFonts w:hint="eastAsia"/>
+        </w:rPr>
+        <w:t>LOB</w:t>
+      </w:r>
+      <w:r>
+        <w:rPr>
+          <w:rFonts w:hint="eastAsia"/>
+        </w:rPr>
+        <w:t>切片的</w:t>
+      </w:r>
+      <w:r>
+        <w:rPr>
+          <w:rFonts w:hint="eastAsia"/>
+        </w:rPr>
+        <w:t>write</w:t>
+      </w:r>
+      <w:r>
+        <w:rPr>
+          <w:rFonts w:hint="eastAsia"/>
+        </w:rPr>
+        <w:t>、</w:t>
+      </w:r>
+      <w:r>
+        <w:rPr>
+          <w:rFonts w:hint="eastAsia"/>
+        </w:rPr>
+        <w:t>remove</w:t>
+      </w:r>
+      <w:r>
+        <w:rPr>
+          <w:rFonts w:hint="eastAsia"/>
+        </w:rPr>
+        <w:t>、</w:t>
+      </w:r>
+      <w:r>
+        <w:rPr>
+          <w:rFonts w:hint="eastAsia"/>
+        </w:rPr>
+        <w:t>update</w:t>
+      </w:r>
+      <w:r>
+        <w:rPr>
+          <w:rFonts w:hint="eastAsia"/>
+        </w:rPr>
+        <w:t>操作接口。</w:t>
       </w:r>
     </w:p>
     <w:p>
@@ -1095,79 +1127,19 @@
         <w:rPr>
           <w:rFonts w:hint="eastAsia"/>
         </w:rPr>
-        <w:t xml:space="preserve">INT32 </w:t>
-      </w:r>
-      <w:r>
-        <w:t>sdbCollection</w:t>
-      </w:r>
-      <w:r>
-        <w:rPr>
-          <w:rFonts w:hint="eastAsia"/>
-        </w:rPr>
-        <w:t>::</w:t>
-      </w:r>
-      <w:r>
-        <w:rPr>
-          <w:rFonts w:hint="eastAsia"/>
-        </w:rPr>
-        <w:t>writeLobPiece</w:t>
-      </w:r>
-      <w:r>
-        <w:rPr>
-          <w:rFonts w:hint="eastAsia"/>
-        </w:rPr>
-        <w:t>(</w:t>
-      </w:r>
-      <w:r>
-        <w:t>const bson::OID</w:t>
-      </w:r>
-      <w:r>
-        <w:rPr>
-          <w:rFonts w:hint="eastAsia"/>
-        </w:rPr>
-        <w:t xml:space="preserve">&amp; oid, </w:t>
-      </w:r>
-      <w:r>
-        <w:t>UINT32 sequence</w:t>
-      </w:r>
-      <w:r>
-        <w:rPr>
-          <w:rFonts w:hint="eastAsia"/>
-        </w:rPr>
-        <w:t xml:space="preserve">, </w:t>
-      </w:r>
-      <w:r>
-        <w:t>UINT32 offset</w:t>
-      </w:r>
-      <w:r>
-        <w:rPr>
-          <w:rFonts w:hint="eastAsia"/>
-        </w:rPr>
-        <w:t xml:space="preserve">, </w:t>
-      </w:r>
-      <w:r>
-        <w:t>const CHAR *data</w:t>
-      </w:r>
-      <w:r>
-        <w:rPr>
-          <w:rFonts w:hint="eastAsia"/>
-        </w:rPr>
-        <w:t xml:space="preserve">, </w:t>
-      </w:r>
-      <w:r>
-        <w:t>UINT32 len</w:t>
-      </w:r>
-      <w:r>
-        <w:rPr>
-          <w:rFonts w:hint="eastAsia"/>
-        </w:rPr>
-        <w:t>)</w:t>
-      </w:r>
-      <w:r>
-        <w:rPr>
-          <w:rFonts w:hint="eastAsia"/>
-        </w:rPr>
-        <w:t>;</w:t>
+        <w:t>以</w:t>
+      </w:r>
+      <w:r>
+        <w:rPr>
+          <w:rFonts w:hint="eastAsia"/>
+        </w:rPr>
+        <w:t>C++</w:t>
+      </w:r>
+      <w:r>
+        <w:rPr>
+          <w:rFonts w:hint="eastAsia"/>
+        </w:rPr>
+        <w:t>驱动为例，新增三个接口：</w:t>
       </w:r>
     </w:p>
     <w:p>
@@ -1181,10 +1153,25 @@
         <w:t xml:space="preserve">INT32 </w:t>
       </w:r>
       <w:r>
-        <w:rPr>
-          <w:rFonts w:hint="eastAsia"/>
-        </w:rPr>
-        <w:t>sdbCollection::removeLobPiece(</w:t>
+        <w:t>sdbCollection</w:t>
+      </w:r>
+      <w:r>
+        <w:rPr>
+          <w:rFonts w:hint="eastAsia"/>
+        </w:rPr>
+        <w:t>::</w:t>
+      </w:r>
+      <w:r>
+        <w:rPr>
+          <w:rFonts w:hint="eastAsia"/>
+        </w:rPr>
+        <w:t>writeLobPiece</w:t>
+      </w:r>
+      <w:r>
+        <w:rPr>
+          <w:rFonts w:hint="eastAsia"/>
+        </w:rPr>
+        <w:t>(</w:t>
       </w:r>
       <w:r>
         <w:t>const bson::OID</w:t>
@@ -1202,7 +1189,40 @@
         <w:rPr>
           <w:rFonts w:hint="eastAsia"/>
         </w:rPr>
-        <w:t>);</w:t>
+        <w:t xml:space="preserve">, </w:t>
+      </w:r>
+      <w:r>
+        <w:t>UINT32 offset</w:t>
+      </w:r>
+      <w:r>
+        <w:rPr>
+          <w:rFonts w:hint="eastAsia"/>
+        </w:rPr>
+        <w:t xml:space="preserve">, </w:t>
+      </w:r>
+      <w:r>
+        <w:t>const CHAR *data</w:t>
+      </w:r>
+      <w:r>
+        <w:rPr>
+          <w:rFonts w:hint="eastAsia"/>
+        </w:rPr>
+        <w:t xml:space="preserve">, </w:t>
+      </w:r>
+      <w:r>
+        <w:t>UINT32 len</w:t>
+      </w:r>
+      <w:r>
+        <w:rPr>
+          <w:rFonts w:hint="eastAsia"/>
+        </w:rPr>
+        <w:t>)</w:t>
+      </w:r>
+      <w:r>
+        <w:rPr>
+          <w:rFonts w:hint="eastAsia"/>
+        </w:rPr>
+        <w:t>;</w:t>
       </w:r>
     </w:p>
     <w:p>
@@ -1219,7 +1239,7 @@
         <w:rPr>
           <w:rFonts w:hint="eastAsia"/>
         </w:rPr>
-        <w:t>sdbCollection::updateLobPiece(</w:t>
+        <w:t>sdbCollection::removeLobPiece(</w:t>
       </w:r>
       <w:r>
         <w:t>const bson::OID</w:t>
@@ -1232,33 +1252,6 @@
       </w:r>
       <w:r>
         <w:t>UINT32 sequence</w:t>
-      </w:r>
-      <w:r>
-        <w:rPr>
-          <w:rFonts w:hint="eastAsia"/>
-        </w:rPr>
-        <w:t xml:space="preserve">, </w:t>
-      </w:r>
-      <w:r>
-        <w:t>UINT32 offset</w:t>
-      </w:r>
-      <w:r>
-        <w:rPr>
-          <w:rFonts w:hint="eastAsia"/>
-        </w:rPr>
-        <w:t xml:space="preserve">, </w:t>
-      </w:r>
-      <w:r>
-        <w:t>const CHAR *data</w:t>
-      </w:r>
-      <w:r>
-        <w:rPr>
-          <w:rFonts w:hint="eastAsia"/>
-        </w:rPr>
-        <w:t xml:space="preserve">, </w:t>
-      </w:r>
-      <w:r>
-        <w:t>UINT32 len</w:t>
       </w:r>
       <w:r>
         <w:rPr>
@@ -1271,39 +1264,78 @@
       <w:pPr>
         <w:ind w:left="0"/>
       </w:pPr>
+      <w:r>
+        <w:rPr>
+          <w:rFonts w:hint="eastAsia"/>
+        </w:rPr>
+        <w:t xml:space="preserve">INT32 </w:t>
+      </w:r>
+      <w:r>
+        <w:rPr>
+          <w:rFonts w:hint="eastAsia"/>
+        </w:rPr>
+        <w:t>sdbCollection::updateLobPiece(</w:t>
+      </w:r>
+      <w:r>
+        <w:t>const bson::OID</w:t>
+      </w:r>
+      <w:r>
+        <w:rPr>
+          <w:rFonts w:hint="eastAsia"/>
+        </w:rPr>
+        <w:t xml:space="preserve">&amp; oid, </w:t>
+      </w:r>
+      <w:r>
+        <w:t>UINT32 sequence</w:t>
+      </w:r>
+      <w:r>
+        <w:rPr>
+          <w:rFonts w:hint="eastAsia"/>
+        </w:rPr>
+        <w:t xml:space="preserve">, </w:t>
+      </w:r>
+      <w:r>
+        <w:t>UINT32 offset</w:t>
+      </w:r>
+      <w:r>
+        <w:rPr>
+          <w:rFonts w:hint="eastAsia"/>
+        </w:rPr>
+        <w:t xml:space="preserve">, </w:t>
+      </w:r>
+      <w:r>
+        <w:t>const CHAR *data</w:t>
+      </w:r>
+      <w:r>
+        <w:rPr>
+          <w:rFonts w:hint="eastAsia"/>
+        </w:rPr>
+        <w:t xml:space="preserve">, </w:t>
+      </w:r>
+      <w:r>
+        <w:t>UINT32 len</w:t>
+      </w:r>
+      <w:r>
+        <w:rPr>
+          <w:rFonts w:hint="eastAsia"/>
+        </w:rPr>
+        <w:t>);</w:t>
+      </w:r>
     </w:p>
     <w:p>
       <w:pPr>
         <w:ind w:left="0"/>
       </w:pPr>
-      <w:r>
-        <w:rPr>
-          <w:rFonts w:hint="eastAsia"/>
-        </w:rPr>
-        <w:t>同时增加三个新的消息类型：</w:t>
-      </w:r>
     </w:p>
     <w:p>
       <w:pPr>
         <w:ind w:left="0"/>
       </w:pPr>
       <w:r>
-        <w:t>MSG_BS_LOB</w:t>
-      </w:r>
-      <w:r>
-        <w:rPr>
-          <w:rFonts w:hint="eastAsia"/>
-        </w:rPr>
-        <w:t>_PIECE</w:t>
-      </w:r>
-      <w:r>
-        <w:t>_WRITE_REQ</w:t>
-      </w:r>
-      <w:r>
-        <w:rPr>
-          <w:rFonts w:hint="eastAsia"/>
-        </w:rPr>
-        <w:t>/RES</w:t>
+        <w:rPr>
+          <w:rFonts w:hint="eastAsia"/>
+        </w:rPr>
+        <w:t>同时增加三个新的消息类型：</w:t>
       </w:r>
     </w:p>
     <w:p>
@@ -1320,16 +1352,7 @@
         <w:t>_PIECE</w:t>
       </w:r>
       <w:r>
-        <w:t>_</w:t>
-      </w:r>
-      <w:r>
-        <w:rPr>
-          <w:rFonts w:hint="eastAsia"/>
-        </w:rPr>
-        <w:t>REMOVE</w:t>
-      </w:r>
-      <w:r>
-        <w:t>_REQ</w:t>
+        <w:t>_WRITE_REQ</w:t>
       </w:r>
       <w:r>
         <w:rPr>
@@ -1358,7 +1381,7 @@
         <w:rPr>
           <w:rFonts w:hint="eastAsia"/>
         </w:rPr>
-        <w:t>UPDATE</w:t>
+        <w:t>REMOVE</w:t>
       </w:r>
       <w:r>
         <w:t>_REQ</w:t>
@@ -1374,41 +1397,38 @@
       <w:pPr>
         <w:ind w:left="0"/>
       </w:pPr>
+      <w:r>
+        <w:t>MSG_BS_LOB</w:t>
+      </w:r>
+      <w:r>
+        <w:rPr>
+          <w:rFonts w:hint="eastAsia"/>
+        </w:rPr>
+        <w:t>_PIECE</w:t>
+      </w:r>
+      <w:r>
+        <w:t>_</w:t>
+      </w:r>
+      <w:r>
+        <w:rPr>
+          <w:rFonts w:hint="eastAsia"/>
+        </w:rPr>
+        <w:t>UPDATE</w:t>
+      </w:r>
+      <w:r>
+        <w:t>_REQ</w:t>
+      </w:r>
+      <w:r>
+        <w:rPr>
+          <w:rFonts w:hint="eastAsia"/>
+        </w:rPr>
+        <w:t>/RES</w:t>
+      </w:r>
     </w:p>
     <w:p>
       <w:pPr>
         <w:ind w:left="0"/>
       </w:pPr>
-      <w:r>
-        <w:rPr>
-          <w:rFonts w:hint="eastAsia"/>
-        </w:rPr>
-        <w:t>（</w:t>
-      </w:r>
-      <w:r>
-        <w:rPr>
-          <w:rFonts w:hint="eastAsia"/>
-        </w:rPr>
-        <w:t>3</w:t>
-      </w:r>
-      <w:r>
-        <w:rPr>
-          <w:rFonts w:hint="eastAsia"/>
-        </w:rPr>
-        <w:t>）</w:t>
-      </w:r>
-      <w:r>
-        <w:rPr>
-          <w:rFonts w:hint="eastAsia"/>
-        </w:rPr>
-        <w:t>协调节点</w:t>
-      </w:r>
-      <w:r>
-        <w:rPr>
-          <w:rFonts w:hint="eastAsia"/>
-        </w:rPr>
-        <w:t>操作</w:t>
-      </w:r>
     </w:p>
     <w:p>
       <w:pPr>
@@ -1418,61 +1438,31 @@
         <w:rPr>
           <w:rFonts w:hint="eastAsia"/>
         </w:rPr>
-        <w:t>在协调节点上</w:t>
-      </w:r>
-      <w:r>
-        <w:rPr>
-          <w:rFonts w:hint="eastAsia"/>
-        </w:rPr>
-        <w:t>收到</w:t>
-      </w:r>
-      <w:r>
-        <w:rPr>
-          <w:rFonts w:hint="eastAsia"/>
-        </w:rPr>
-        <w:t>LOB</w:t>
-      </w:r>
-      <w:r>
-        <w:rPr>
-          <w:rFonts w:hint="eastAsia"/>
-        </w:rPr>
-        <w:t>切片的操作请求后</w:t>
-      </w:r>
-      <w:r>
-        <w:rPr>
-          <w:rFonts w:hint="eastAsia"/>
-        </w:rPr>
-        <w:t>按</w:t>
-      </w:r>
-      <w:r>
-        <w:rPr>
-          <w:rFonts w:hint="eastAsia"/>
-        </w:rPr>
-        <w:t>sharding</w:t>
-      </w:r>
-      <w:r>
-        <w:rPr>
-          <w:rFonts w:hint="eastAsia"/>
-        </w:rPr>
-        <w:t>信息将</w:t>
-      </w:r>
-      <w:r>
-        <w:rPr>
-          <w:rFonts w:hint="eastAsia"/>
-        </w:rPr>
-        <w:t>LOB</w:t>
-      </w:r>
-      <w:r>
-        <w:rPr>
-          <w:rFonts w:hint="eastAsia"/>
-        </w:rPr>
-        <w:t>切片发送到相应的复制组</w:t>
-      </w:r>
-      <w:r>
-        <w:rPr>
-          <w:rFonts w:hint="eastAsia"/>
-        </w:rPr>
-        <w:t>。</w:t>
+        <w:t>（</w:t>
+      </w:r>
+      <w:r>
+        <w:rPr>
+          <w:rFonts w:hint="eastAsia"/>
+        </w:rPr>
+        <w:t>3</w:t>
+      </w:r>
+      <w:r>
+        <w:rPr>
+          <w:rFonts w:hint="eastAsia"/>
+        </w:rPr>
+        <w:t>）</w:t>
+      </w:r>
+      <w:r>
+        <w:rPr>
+          <w:rFonts w:hint="eastAsia"/>
+        </w:rPr>
+        <w:t>协调节点</w:t>
+      </w:r>
+      <w:r>
+        <w:rPr>
+          <w:rFonts w:hint="eastAsia"/>
+        </w:rPr>
+        <w:t>操作</w:t>
       </w:r>
     </w:p>
     <w:p>
@@ -1483,13 +1473,61 @@
         <w:rPr>
           <w:rFonts w:hint="eastAsia"/>
         </w:rPr>
-        <w:t>两种实现方法</w:t>
-      </w:r>
-      <w:r>
-        <w:rPr>
-          <w:rFonts w:hint="eastAsia"/>
-        </w:rPr>
-        <w:t>：</w:t>
+        <w:t>在协调节点上</w:t>
+      </w:r>
+      <w:r>
+        <w:rPr>
+          <w:rFonts w:hint="eastAsia"/>
+        </w:rPr>
+        <w:t>收到</w:t>
+      </w:r>
+      <w:r>
+        <w:rPr>
+          <w:rFonts w:hint="eastAsia"/>
+        </w:rPr>
+        <w:t>LOB</w:t>
+      </w:r>
+      <w:r>
+        <w:rPr>
+          <w:rFonts w:hint="eastAsia"/>
+        </w:rPr>
+        <w:t>切片的操作请求后</w:t>
+      </w:r>
+      <w:r>
+        <w:rPr>
+          <w:rFonts w:hint="eastAsia"/>
+        </w:rPr>
+        <w:t>按</w:t>
+      </w:r>
+      <w:r>
+        <w:rPr>
+          <w:rFonts w:hint="eastAsia"/>
+        </w:rPr>
+        <w:t>sharding</w:t>
+      </w:r>
+      <w:r>
+        <w:rPr>
+          <w:rFonts w:hint="eastAsia"/>
+        </w:rPr>
+        <w:t>信息将</w:t>
+      </w:r>
+      <w:r>
+        <w:rPr>
+          <w:rFonts w:hint="eastAsia"/>
+        </w:rPr>
+        <w:t>LOB</w:t>
+      </w:r>
+      <w:r>
+        <w:rPr>
+          <w:rFonts w:hint="eastAsia"/>
+        </w:rPr>
+        <w:t>切片发送到相应的复制组</w:t>
+      </w:r>
+      <w:r>
+        <w:rPr>
+          <w:rFonts w:hint="eastAsia"/>
+        </w:rPr>
+        <w:t>。</w:t>
       </w:r>
     </w:p>
     <w:p>
@@ -1500,145 +1538,13 @@
         <w:rPr>
           <w:rFonts w:hint="eastAsia"/>
         </w:rPr>
-        <w:t>a</w:t>
+        <w:t>两种实现方法</w:t>
       </w:r>
       <w:r>
         <w:rPr>
           <w:rFonts w:hint="eastAsia"/>
         </w:rPr>
         <w:t>：</w:t>
-      </w:r>
-      <w:r>
-        <w:rPr>
-          <w:rFonts w:hint="eastAsia"/>
-        </w:rPr>
-        <w:t>增加</w:t>
-      </w:r>
-      <w:r>
-        <w:rPr>
-          <w:rFonts w:hint="eastAsia"/>
-        </w:rPr>
-        <w:t>类</w:t>
-      </w:r>
-      <w:r>
-        <w:rPr>
-          <w:rFonts w:hint="eastAsia"/>
-        </w:rPr>
-        <w:t>_coordLobPiece</w:t>
-      </w:r>
-      <w:r>
-        <w:rPr>
-          <w:rFonts w:hint="eastAsia"/>
-        </w:rPr>
-        <w:t>，</w:t>
-      </w:r>
-      <w:r>
-        <w:rPr>
-          <w:rFonts w:hint="eastAsia"/>
-        </w:rPr>
-        <w:t>处理</w:t>
-      </w:r>
-      <w:r>
-        <w:rPr>
-          <w:rFonts w:hint="eastAsia"/>
-        </w:rPr>
-        <w:t>LOB</w:t>
-      </w:r>
-      <w:r>
-        <w:rPr>
-          <w:rFonts w:hint="eastAsia"/>
-        </w:rPr>
-        <w:t>切片的</w:t>
-      </w:r>
-      <w:r>
-        <w:rPr>
-          <w:rFonts w:hint="eastAsia"/>
-        </w:rPr>
-        <w:t>sharding</w:t>
-      </w:r>
-      <w:r>
-        <w:rPr>
-          <w:rFonts w:hint="eastAsia"/>
-        </w:rPr>
-        <w:t>和与</w:t>
-      </w:r>
-      <w:r>
-        <w:rPr>
-          <w:rFonts w:hint="eastAsia"/>
-        </w:rPr>
-        <w:t>数据节点</w:t>
-      </w:r>
-      <w:r>
-        <w:rPr>
-          <w:rFonts w:hint="eastAsia"/>
-        </w:rPr>
-        <w:t>之间的</w:t>
-      </w:r>
-      <w:r>
-        <w:rPr>
-          <w:rFonts w:hint="eastAsia"/>
-        </w:rPr>
-        <w:t>消息</w:t>
-      </w:r>
-      <w:r>
-        <w:rPr>
-          <w:rFonts w:hint="eastAsia"/>
-        </w:rPr>
-        <w:t>收发</w:t>
-      </w:r>
-      <w:r>
-        <w:rPr>
-          <w:rFonts w:hint="eastAsia"/>
-        </w:rPr>
-        <w:t>。</w:t>
-      </w:r>
-      <w:r>
-        <w:rPr>
-          <w:rFonts w:hint="eastAsia"/>
-        </w:rPr>
-        <w:t>每个</w:t>
-      </w:r>
-      <w:r>
-        <w:rPr>
-          <w:rFonts w:hint="eastAsia"/>
-        </w:rPr>
-        <w:t>LOB</w:t>
-      </w:r>
-      <w:r>
-        <w:rPr>
-          <w:rFonts w:hint="eastAsia"/>
-        </w:rPr>
-        <w:t>切片只涉及一个数据节点，因此</w:t>
-      </w:r>
-      <w:r>
-        <w:rPr>
-          <w:rFonts w:hint="eastAsia"/>
-        </w:rPr>
-        <w:t>功能比</w:t>
-      </w:r>
-      <w:r>
-        <w:rPr>
-          <w:rFonts w:hint="eastAsia"/>
-        </w:rPr>
-        <w:t>coordLobStream</w:t>
-      </w:r>
-      <w:r>
-        <w:rPr>
-          <w:rFonts w:hint="eastAsia"/>
-        </w:rPr>
-        <w:t>简化很多</w:t>
-      </w:r>
-      <w:r>
-        <w:rPr>
-          <w:rFonts w:hint="eastAsia"/>
-        </w:rPr>
-        <w:t>，且不影响已有代码</w:t>
-      </w:r>
-      <w:r>
-        <w:rPr>
-          <w:rFonts w:hint="eastAsia"/>
-        </w:rPr>
-        <w:t>。</w:t>
       </w:r>
     </w:p>
     <w:p>
@@ -1649,7 +1555,7 @@
         <w:rPr>
           <w:rFonts w:hint="eastAsia"/>
         </w:rPr>
-        <w:t>b</w:t>
+        <w:t>a</w:t>
       </w:r>
       <w:r>
         <w:rPr>
@@ -1661,13 +1567,19 @@
         <w:rPr>
           <w:rFonts w:hint="eastAsia"/>
         </w:rPr>
-        <w:t>使用</w:t>
-      </w:r>
-      <w:r>
-        <w:rPr>
-          <w:rFonts w:hint="eastAsia"/>
-        </w:rPr>
-        <w:t>_coordLobStream</w:t>
+        <w:t>增加</w:t>
+      </w:r>
+      <w:r>
+        <w:rPr>
+          <w:rFonts w:hint="eastAsia"/>
+        </w:rPr>
+        <w:t>类</w:t>
+      </w:r>
+      <w:r>
+        <w:rPr>
+          <w:rFonts w:hint="eastAsia"/>
+        </w:rPr>
+        <w:t>_coordLobPiece</w:t>
       </w:r>
       <w:r>
         <w:rPr>
@@ -1679,25 +1591,7 @@
         <w:rPr>
           <w:rFonts w:hint="eastAsia"/>
         </w:rPr>
-        <w:t>需要增加一个</w:t>
-      </w:r>
-      <w:r>
-        <w:rPr>
-          <w:rFonts w:hint="eastAsia"/>
-        </w:rPr>
-        <w:t>LOB_PIECE</w:t>
-      </w:r>
-      <w:r>
-        <w:rPr>
-          <w:rFonts w:hint="eastAsia"/>
-        </w:rPr>
-        <w:t>的模式，</w:t>
-      </w:r>
-      <w:r>
-        <w:rPr>
-          <w:rFonts w:hint="eastAsia"/>
-        </w:rPr>
-        <w:t>绕过所有</w:t>
+        <w:t>处理</w:t>
       </w:r>
       <w:r>
         <w:rPr>
@@ -1709,13 +1603,91 @@
         <w:rPr>
           <w:rFonts w:hint="eastAsia"/>
         </w:rPr>
-        <w:t>切片模式下不需要的操作</w:t>
-      </w:r>
-      <w:r>
-        <w:rPr>
-          <w:rFonts w:hint="eastAsia"/>
-        </w:rPr>
-        <w:t>，修改较多</w:t>
+        <w:t>切片的</w:t>
+      </w:r>
+      <w:r>
+        <w:rPr>
+          <w:rFonts w:hint="eastAsia"/>
+        </w:rPr>
+        <w:t>sharding</w:t>
+      </w:r>
+      <w:r>
+        <w:rPr>
+          <w:rFonts w:hint="eastAsia"/>
+        </w:rPr>
+        <w:t>和与</w:t>
+      </w:r>
+      <w:r>
+        <w:rPr>
+          <w:rFonts w:hint="eastAsia"/>
+        </w:rPr>
+        <w:t>数据节点</w:t>
+      </w:r>
+      <w:r>
+        <w:rPr>
+          <w:rFonts w:hint="eastAsia"/>
+        </w:rPr>
+        <w:t>之间的</w:t>
+      </w:r>
+      <w:r>
+        <w:rPr>
+          <w:rFonts w:hint="eastAsia"/>
+        </w:rPr>
+        <w:t>消息</w:t>
+      </w:r>
+      <w:r>
+        <w:rPr>
+          <w:rFonts w:hint="eastAsia"/>
+        </w:rPr>
+        <w:t>收发</w:t>
+      </w:r>
+      <w:r>
+        <w:rPr>
+          <w:rFonts w:hint="eastAsia"/>
+        </w:rPr>
+        <w:t>。</w:t>
+      </w:r>
+      <w:r>
+        <w:rPr>
+          <w:rFonts w:hint="eastAsia"/>
+        </w:rPr>
+        <w:t>每个</w:t>
+      </w:r>
+      <w:r>
+        <w:rPr>
+          <w:rFonts w:hint="eastAsia"/>
+        </w:rPr>
+        <w:t>LOB</w:t>
+      </w:r>
+      <w:r>
+        <w:rPr>
+          <w:rFonts w:hint="eastAsia"/>
+        </w:rPr>
+        <w:t>切片只涉及一个数据节点，因此</w:t>
+      </w:r>
+      <w:r>
+        <w:rPr>
+          <w:rFonts w:hint="eastAsia"/>
+        </w:rPr>
+        <w:t>功能比</w:t>
+      </w:r>
+      <w:r>
+        <w:rPr>
+          <w:rFonts w:hint="eastAsia"/>
+        </w:rPr>
+        <w:t>coordLobStream</w:t>
+      </w:r>
+      <w:r>
+        <w:rPr>
+          <w:rFonts w:hint="eastAsia"/>
+        </w:rPr>
+        <w:t>简化很多</w:t>
+      </w:r>
+      <w:r>
+        <w:rPr>
+          <w:rFonts w:hint="eastAsia"/>
+        </w:rPr>
+        <w:t>，且不影响已有代码</w:t>
       </w:r>
       <w:r>
         <w:rPr>
@@ -1728,53 +1700,89 @@
       <w:pPr>
         <w:ind w:left="0"/>
       </w:pPr>
+      <w:r>
+        <w:rPr>
+          <w:rFonts w:hint="eastAsia"/>
+        </w:rPr>
+        <w:t>b</w:t>
+      </w:r>
+      <w:r>
+        <w:rPr>
+          <w:rFonts w:hint="eastAsia"/>
+        </w:rPr>
+        <w:t>：</w:t>
+      </w:r>
+      <w:r>
+        <w:rPr>
+          <w:rFonts w:hint="eastAsia"/>
+        </w:rPr>
+        <w:t>使用</w:t>
+      </w:r>
+      <w:r>
+        <w:rPr>
+          <w:rFonts w:hint="eastAsia"/>
+        </w:rPr>
+        <w:t>_coordLobStream</w:t>
+      </w:r>
+      <w:r>
+        <w:rPr>
+          <w:rFonts w:hint="eastAsia"/>
+        </w:rPr>
+        <w:t>，</w:t>
+      </w:r>
+      <w:r>
+        <w:rPr>
+          <w:rFonts w:hint="eastAsia"/>
+        </w:rPr>
+        <w:t>需要增加一个</w:t>
+      </w:r>
+      <w:r>
+        <w:rPr>
+          <w:rFonts w:hint="eastAsia"/>
+        </w:rPr>
+        <w:t>LOB_PIECE</w:t>
+      </w:r>
+      <w:r>
+        <w:rPr>
+          <w:rFonts w:hint="eastAsia"/>
+        </w:rPr>
+        <w:t>的模式，</w:t>
+      </w:r>
+      <w:r>
+        <w:rPr>
+          <w:rFonts w:hint="eastAsia"/>
+        </w:rPr>
+        <w:t>绕过所有</w:t>
+      </w:r>
+      <w:r>
+        <w:rPr>
+          <w:rFonts w:hint="eastAsia"/>
+        </w:rPr>
+        <w:t>LOB</w:t>
+      </w:r>
+      <w:r>
+        <w:rPr>
+          <w:rFonts w:hint="eastAsia"/>
+        </w:rPr>
+        <w:t>切片模式下不需要的操作</w:t>
+      </w:r>
+      <w:r>
+        <w:rPr>
+          <w:rFonts w:hint="eastAsia"/>
+        </w:rPr>
+        <w:t>，修改较多</w:t>
+      </w:r>
+      <w:r>
+        <w:rPr>
+          <w:rFonts w:hint="eastAsia"/>
+        </w:rPr>
+        <w:t>。</w:t>
+      </w:r>
     </w:p>
     <w:p>
       <w:pPr>
         <w:ind w:left="0"/>
       </w:pPr>
-      <w:r>
-        <w:rPr>
-          <w:rFonts w:hint="eastAsia"/>
-        </w:rPr>
-        <w:t>（</w:t>
-      </w:r>
-      <w:r>
-        <w:rPr>
-          <w:rFonts w:hint="eastAsia"/>
-        </w:rPr>
-        <w:t>4</w:t>
-      </w:r>
-      <w:r>
-        <w:rPr>
-          <w:rFonts w:hint="eastAsia"/>
-        </w:rPr>
-        <w:t>）数据节点</w:t>
-      </w:r>
-      <w:r>
-        <w:rPr>
-          <w:rFonts w:hint="eastAsia"/>
-        </w:rPr>
-        <w:t>(shard)</w:t>
-      </w:r>
-      <w:r>
-        <w:rPr>
-          <w:rFonts w:hint="eastAsia"/>
-        </w:rPr>
-        <w:t>/</w:t>
-      </w:r>
-      <w:r>
-        <w:rPr>
-          <w:rFonts w:hint="eastAsia"/>
-        </w:rPr>
-        <w:t>独立节点</w:t>
-      </w:r>
-      <w:r>
-        <w:rPr>
-          <w:rFonts w:hint="eastAsia"/>
-        </w:rPr>
-        <w:t>操作</w:t>
-      </w:r>
     </w:p>
     <w:p>
       <w:pPr>
@@ -1784,7 +1792,25 @@
         <w:rPr>
           <w:rFonts w:hint="eastAsia"/>
         </w:rPr>
-        <w:t>在数据节点</w:t>
+        <w:t>（</w:t>
+      </w:r>
+      <w:r>
+        <w:rPr>
+          <w:rFonts w:hint="eastAsia"/>
+        </w:rPr>
+        <w:t>4</w:t>
+      </w:r>
+      <w:r>
+        <w:rPr>
+          <w:rFonts w:hint="eastAsia"/>
+        </w:rPr>
+        <w:t>）数据节点</w:t>
+      </w:r>
+      <w:r>
+        <w:rPr>
+          <w:rFonts w:hint="eastAsia"/>
+        </w:rPr>
+        <w:t>(shard)</w:t>
       </w:r>
       <w:r>
         <w:rPr>
@@ -1796,72 +1822,104 @@
         <w:rPr>
           <w:rFonts w:hint="eastAsia"/>
         </w:rPr>
-        <w:t>独立节点上，</w:t>
-      </w:r>
-      <w:r>
-        <w:rPr>
-          <w:rFonts w:hint="eastAsia"/>
-        </w:rPr>
-        <w:t>类似</w:t>
-      </w:r>
-      <w:r>
-        <w:rPr>
-          <w:rFonts w:hint="eastAsia"/>
-        </w:rPr>
-        <w:t>clsReplayer</w:t>
-      </w:r>
-      <w:r>
-        <w:rPr>
-          <w:rFonts w:hint="eastAsia"/>
-        </w:rPr>
-        <w:t>，直接调用</w:t>
-      </w:r>
-      <w:r>
-        <w:rPr>
-          <w:rFonts w:hint="eastAsia"/>
-        </w:rPr>
-        <w:t>rtn</w:t>
-      </w:r>
-      <w:r>
-        <w:rPr>
-          <w:rFonts w:hint="eastAsia"/>
-        </w:rPr>
-        <w:t>对应接口</w:t>
-      </w:r>
-      <w:r>
-        <w:rPr>
-          <w:rFonts w:hint="eastAsia"/>
-        </w:rPr>
-        <w:t>执行</w:t>
-      </w:r>
-      <w:r>
-        <w:rPr>
-          <w:rFonts w:hint="eastAsia"/>
-        </w:rPr>
-        <w:t>本地</w:t>
-      </w:r>
-      <w:r>
-        <w:rPr>
-          <w:rFonts w:hint="eastAsia"/>
-        </w:rPr>
-        <w:t>LOB</w:t>
-      </w:r>
-      <w:r>
-        <w:rPr>
-          <w:rFonts w:hint="eastAsia"/>
-        </w:rPr>
-        <w:t>操作。</w:t>
+        <w:t>独立节点</w:t>
+      </w:r>
+      <w:r>
+        <w:rPr>
+          <w:rFonts w:hint="eastAsia"/>
+        </w:rPr>
+        <w:t>操作</w:t>
       </w:r>
     </w:p>
     <w:p>
       <w:pPr>
         <w:ind w:left="0"/>
       </w:pPr>
+      <w:r>
+        <w:rPr>
+          <w:rFonts w:hint="eastAsia"/>
+        </w:rPr>
+        <w:t>在数据节点</w:t>
+      </w:r>
+      <w:r>
+        <w:rPr>
+          <w:rFonts w:hint="eastAsia"/>
+        </w:rPr>
+        <w:t>/</w:t>
+      </w:r>
+      <w:r>
+        <w:rPr>
+          <w:rFonts w:hint="eastAsia"/>
+        </w:rPr>
+        <w:t>独立节点上，</w:t>
+      </w:r>
+      <w:r>
+        <w:rPr>
+          <w:rFonts w:hint="eastAsia"/>
+        </w:rPr>
+        <w:t>类似</w:t>
+      </w:r>
+      <w:r>
+        <w:rPr>
+          <w:rFonts w:hint="eastAsia"/>
+        </w:rPr>
+        <w:t>clsReplayer</w:t>
+      </w:r>
+      <w:r>
+        <w:rPr>
+          <w:rFonts w:hint="eastAsia"/>
+        </w:rPr>
+        <w:t>，直接调用</w:t>
+      </w:r>
+      <w:r>
+        <w:rPr>
+          <w:rFonts w:hint="eastAsia"/>
+        </w:rPr>
+        <w:t>rtn</w:t>
+      </w:r>
+      <w:r>
+        <w:rPr>
+          <w:rFonts w:hint="eastAsia"/>
+        </w:rPr>
+        <w:t>对应接口</w:t>
+      </w:r>
+      <w:r>
+        <w:rPr>
+          <w:rFonts w:hint="eastAsia"/>
+        </w:rPr>
+        <w:t>执行</w:t>
+      </w:r>
+      <w:r>
+        <w:rPr>
+          <w:rFonts w:hint="eastAsia"/>
+        </w:rPr>
+        <w:t>本地</w:t>
+      </w:r>
+      <w:r>
+        <w:rPr>
+          <w:rFonts w:hint="eastAsia"/>
+        </w:rPr>
+        <w:t>LOB</w:t>
+      </w:r>
+      <w:r>
+        <w:rPr>
+          <w:rFonts w:hint="eastAsia"/>
+        </w:rPr>
+        <w:t>操作。</w:t>
+      </w:r>
     </w:p>
     <w:p>
       <w:pPr>
         <w:ind w:left="0"/>
       </w:pPr>
+    </w:p>
+    <w:p>
+      <w:pPr>
+        <w:ind w:left="0"/>
+        <w:rPr>
+          <w:rFonts w:hint="eastAsia"/>
+        </w:rPr>
+      </w:pPr>
       <w:r>
         <w:rPr>
           <w:rFonts w:hint="eastAsia"/>
@@ -1885,6 +1943,17 @@
           <w:rFonts w:hint="eastAsia"/>
         </w:rPr>
         <w:t>异常情况</w:t>
+      </w:r>
+    </w:p>
+    <w:p>
+      <w:pPr>
+        <w:ind w:left="0"/>
+      </w:pPr>
+      <w:r>
+        <w:rPr>
+          <w:rFonts w:hint="eastAsia"/>
+        </w:rPr>
+        <w:t>重放过程中可能发生的异常：</w:t>
       </w:r>
     </w:p>
     <w:tbl>
@@ -1905,6 +1974,7 @@
           <w:p>
             <w:pPr>
               <w:ind w:left="0"/>
+              <w:jc w:val="center"/>
               <w:rPr>
                 <w:rFonts w:eastAsiaTheme="minorEastAsia"/>
               </w:rPr>
@@ -1924,6 +1994,7 @@
           <w:p>
             <w:pPr>
               <w:ind w:left="0"/>
+              <w:jc w:val="center"/>
               <w:rPr>
                 <w:rFonts w:eastAsiaTheme="minorEastAsia"/>
               </w:rPr>
@@ -2424,11 +2495,443 @@
     <w:p>
       <w:pPr>
         <w:ind w:left="0"/>
+        <w:rPr>
+          <w:rFonts w:hint="eastAsia"/>
+        </w:rPr>
       </w:pPr>
     </w:p>
     <w:p>
       <w:pPr>
         <w:ind w:left="0"/>
+        <w:rPr>
+          <w:rFonts w:hint="eastAsia"/>
+        </w:rPr>
+      </w:pPr>
+      <w:r>
+        <w:rPr>
+          <w:rFonts w:hint="eastAsia"/>
+        </w:rPr>
+        <w:t>重放过程中，外部</w:t>
+      </w:r>
+      <w:r>
+        <w:rPr>
+          <w:rFonts w:hint="eastAsia"/>
+        </w:rPr>
+        <w:t>并发</w:t>
+      </w:r>
+      <w:r>
+        <w:rPr>
+          <w:rFonts w:hint="eastAsia"/>
+        </w:rPr>
+        <w:t>操作</w:t>
+      </w:r>
+      <w:r>
+        <w:rPr>
+          <w:rFonts w:hint="eastAsia"/>
+        </w:rPr>
+        <w:t>问题：</w:t>
+      </w:r>
+    </w:p>
+    <w:tbl>
+      <w:tblPr>
+        <w:tblStyle w:val="TableGrid"/>
+        <w:tblW w:w="0" w:type="auto"/>
+        <w:tblLayout w:type="fixed"/>
+        <w:tblLook w:val="04A0"/>
+      </w:tblPr>
+      <w:tblGrid>
+        <w:gridCol w:w="3085"/>
+        <w:gridCol w:w="5531"/>
+      </w:tblGrid>
+      <w:tr>
+        <w:tc>
+          <w:tcPr>
+            <w:tcW w:w="3085" w:type="dxa"/>
+          </w:tcPr>
+          <w:p>
+            <w:pPr>
+              <w:ind w:left="0"/>
+              <w:jc w:val="center"/>
+              <w:rPr>
+                <w:rFonts w:eastAsiaTheme="minorEastAsia"/>
+              </w:rPr>
+            </w:pPr>
+            <w:r>
+              <w:rPr>
+                <w:rFonts w:eastAsiaTheme="minorEastAsia" w:hint="eastAsia"/>
+              </w:rPr>
+              <w:t>场景</w:t>
+            </w:r>
+          </w:p>
+        </w:tc>
+        <w:tc>
+          <w:tcPr>
+            <w:tcW w:w="5531" w:type="dxa"/>
+          </w:tcPr>
+          <w:p>
+            <w:pPr>
+              <w:ind w:left="0"/>
+              <w:jc w:val="center"/>
+              <w:rPr>
+                <w:rFonts w:eastAsiaTheme="minorEastAsia"/>
+              </w:rPr>
+            </w:pPr>
+            <w:r>
+              <w:rPr>
+                <w:rFonts w:eastAsiaTheme="minorEastAsia" w:hint="eastAsia"/>
+              </w:rPr>
+              <w:t>异常</w:t>
+            </w:r>
+          </w:p>
+        </w:tc>
+      </w:tr>
+      <w:tr>
+        <w:tc>
+          <w:tcPr>
+            <w:tcW w:w="3085" w:type="dxa"/>
+          </w:tcPr>
+          <w:p>
+            <w:pPr>
+              <w:ind w:left="0"/>
+              <w:rPr>
+                <w:rFonts w:eastAsiaTheme="minorEastAsia" w:hint="eastAsia"/>
+              </w:rPr>
+            </w:pPr>
+            <w:r>
+              <w:rPr>
+                <w:rFonts w:eastAsiaTheme="minorEastAsia" w:hint="eastAsia"/>
+              </w:rPr>
+              <w:t>外部查询</w:t>
+            </w:r>
+            <w:r>
+              <w:rPr>
+                <w:rFonts w:eastAsiaTheme="minorEastAsia" w:hint="eastAsia"/>
+              </w:rPr>
+              <w:t>时</w:t>
+            </w:r>
+            <w:r>
+              <w:rPr>
+                <w:rFonts w:eastAsiaTheme="minorEastAsia" w:hint="eastAsia"/>
+              </w:rPr>
+              <w:t>LOB</w:t>
+            </w:r>
+            <w:r>
+              <w:rPr>
+                <w:rFonts w:eastAsiaTheme="minorEastAsia" w:hint="eastAsia"/>
+              </w:rPr>
+              <w:t>缺少切片</w:t>
+            </w:r>
+          </w:p>
+        </w:tc>
+        <w:tc>
+          <w:tcPr>
+            <w:tcW w:w="5531" w:type="dxa"/>
+          </w:tcPr>
+          <w:p>
+            <w:pPr>
+              <w:ind w:left="0"/>
+              <w:rPr>
+                <w:rFonts w:eastAsiaTheme="minorEastAsia" w:hint="eastAsia"/>
+              </w:rPr>
+            </w:pPr>
+            <w:r>
+              <w:rPr>
+                <w:rFonts w:eastAsiaTheme="minorEastAsia" w:hint="eastAsia"/>
+              </w:rPr>
+              <w:t>缺少元数据切片时</w:t>
+            </w:r>
+            <w:r>
+              <w:rPr>
+                <w:rFonts w:eastAsiaTheme="minorEastAsia" w:hint="eastAsia"/>
+              </w:rPr>
+              <w:t>会</w:t>
+            </w:r>
+            <w:r>
+              <w:rPr>
+                <w:rFonts w:eastAsiaTheme="minorEastAsia" w:hint="eastAsia"/>
+              </w:rPr>
+              <w:t>找不到</w:t>
+            </w:r>
+            <w:r>
+              <w:rPr>
+                <w:rFonts w:eastAsiaTheme="minorEastAsia" w:hint="eastAsia"/>
+              </w:rPr>
+              <w:t>LOB</w:t>
+            </w:r>
+            <w:r>
+              <w:rPr>
+                <w:rFonts w:eastAsiaTheme="minorEastAsia" w:hint="eastAsia"/>
+              </w:rPr>
+              <w:t>，</w:t>
+            </w:r>
+            <w:r>
+              <w:rPr>
+                <w:rFonts w:eastAsiaTheme="minorEastAsia" w:hint="eastAsia"/>
+              </w:rPr>
+              <w:t>读取</w:t>
+            </w:r>
+            <w:r>
+              <w:rPr>
+                <w:rFonts w:eastAsiaTheme="minorEastAsia" w:hint="eastAsia"/>
+              </w:rPr>
+              <w:t>不存在的</w:t>
+            </w:r>
+            <w:r>
+              <w:rPr>
+                <w:rFonts w:eastAsiaTheme="minorEastAsia" w:hint="eastAsia"/>
+              </w:rPr>
+              <w:t>数据</w:t>
+            </w:r>
+            <w:r>
+              <w:rPr>
+                <w:rFonts w:eastAsiaTheme="minorEastAsia" w:hint="eastAsia"/>
+              </w:rPr>
+              <w:t>切片时</w:t>
+            </w:r>
+            <w:r>
+              <w:rPr>
+                <w:rFonts w:eastAsiaTheme="minorEastAsia" w:hint="eastAsia"/>
+              </w:rPr>
+              <w:t>会</w:t>
+            </w:r>
+            <w:r>
+              <w:rPr>
+                <w:rFonts w:eastAsiaTheme="minorEastAsia" w:hint="eastAsia"/>
+              </w:rPr>
+              <w:t>报错</w:t>
+            </w:r>
+          </w:p>
+        </w:tc>
+      </w:tr>
+      <w:tr>
+        <w:tc>
+          <w:tcPr>
+            <w:tcW w:w="3085" w:type="dxa"/>
+          </w:tcPr>
+          <w:p>
+            <w:pPr>
+              <w:ind w:left="0"/>
+              <w:rPr>
+                <w:rFonts w:eastAsiaTheme="minorEastAsia" w:hint="eastAsia"/>
+              </w:rPr>
+            </w:pPr>
+            <w:r>
+              <w:rPr>
+                <w:rFonts w:eastAsiaTheme="minorEastAsia" w:hint="eastAsia"/>
+              </w:rPr>
+              <w:t>外部删除</w:t>
+            </w:r>
+            <w:r>
+              <w:rPr>
+                <w:rFonts w:eastAsiaTheme="minorEastAsia" w:hint="eastAsia"/>
+              </w:rPr>
+              <w:t>未重放完全的</w:t>
+            </w:r>
+            <w:r>
+              <w:rPr>
+                <w:rFonts w:eastAsiaTheme="minorEastAsia" w:hint="eastAsia"/>
+              </w:rPr>
+              <w:t>LOB</w:t>
+            </w:r>
+          </w:p>
+        </w:tc>
+        <w:tc>
+          <w:tcPr>
+            <w:tcW w:w="5531" w:type="dxa"/>
+          </w:tcPr>
+          <w:p>
+            <w:pPr>
+              <w:ind w:left="0"/>
+              <w:rPr>
+                <w:rFonts w:eastAsiaTheme="minorEastAsia" w:hint="eastAsia"/>
+              </w:rPr>
+            </w:pPr>
+            <w:r>
+              <w:rPr>
+                <w:rFonts w:eastAsiaTheme="minorEastAsia" w:hint="eastAsia"/>
+              </w:rPr>
+              <w:t>在删除之后重放的</w:t>
+            </w:r>
+            <w:r>
+              <w:rPr>
+                <w:rFonts w:eastAsiaTheme="minorEastAsia" w:hint="eastAsia"/>
+              </w:rPr>
+              <w:t>LOB</w:t>
+            </w:r>
+            <w:r>
+              <w:rPr>
+                <w:rFonts w:eastAsiaTheme="minorEastAsia" w:hint="eastAsia"/>
+              </w:rPr>
+              <w:t>切片变成垃圾切片</w:t>
+            </w:r>
+          </w:p>
+        </w:tc>
+      </w:tr>
+      <w:tr>
+        <w:tc>
+          <w:tcPr>
+            <w:tcW w:w="3085" w:type="dxa"/>
+          </w:tcPr>
+          <w:p>
+            <w:pPr>
+              <w:ind w:left="0"/>
+              <w:rPr>
+                <w:rFonts w:eastAsiaTheme="minorEastAsia" w:hint="eastAsia"/>
+              </w:rPr>
+            </w:pPr>
+            <w:r>
+              <w:rPr>
+                <w:rFonts w:eastAsiaTheme="minorEastAsia" w:hint="eastAsia"/>
+              </w:rPr>
+              <w:t>外部写入</w:t>
+            </w:r>
+            <w:r>
+              <w:rPr>
+                <w:rFonts w:eastAsiaTheme="minorEastAsia" w:hint="eastAsia"/>
+              </w:rPr>
+              <w:t>OID</w:t>
+            </w:r>
+            <w:r>
+              <w:rPr>
+                <w:rFonts w:eastAsiaTheme="minorEastAsia" w:hint="eastAsia"/>
+              </w:rPr>
+              <w:t>值</w:t>
+            </w:r>
+            <w:r>
+              <w:rPr>
+                <w:rFonts w:eastAsiaTheme="minorEastAsia" w:hint="eastAsia"/>
+              </w:rPr>
+              <w:t>和重放中</w:t>
+            </w:r>
+            <w:r>
+              <w:rPr>
+                <w:rFonts w:eastAsiaTheme="minorEastAsia" w:hint="eastAsia"/>
+              </w:rPr>
+              <w:t>LOB</w:t>
+            </w:r>
+            <w:r>
+              <w:rPr>
+                <w:rFonts w:eastAsiaTheme="minorEastAsia" w:hint="eastAsia"/>
+              </w:rPr>
+              <w:t>的</w:t>
+            </w:r>
+            <w:r>
+              <w:rPr>
+                <w:rFonts w:eastAsiaTheme="minorEastAsia" w:hint="eastAsia"/>
+              </w:rPr>
+              <w:t>OID</w:t>
+            </w:r>
+            <w:r>
+              <w:rPr>
+                <w:rFonts w:eastAsiaTheme="minorEastAsia" w:hint="eastAsia"/>
+              </w:rPr>
+              <w:t>相同</w:t>
+            </w:r>
+          </w:p>
+        </w:tc>
+        <w:tc>
+          <w:tcPr>
+            <w:tcW w:w="5531" w:type="dxa"/>
+          </w:tcPr>
+          <w:p>
+            <w:pPr>
+              <w:ind w:left="0"/>
+              <w:rPr>
+                <w:rFonts w:eastAsiaTheme="minorEastAsia" w:hint="eastAsia"/>
+              </w:rPr>
+            </w:pPr>
+            <w:r>
+              <w:rPr>
+                <w:rFonts w:eastAsiaTheme="minorEastAsia" w:hint="eastAsia"/>
+              </w:rPr>
+              <w:t>元数据切片已经重放，打开时会报错；</w:t>
+            </w:r>
+            <w:r>
+              <w:rPr>
+                <w:rFonts w:eastAsiaTheme="minorEastAsia" w:hint="eastAsia"/>
+              </w:rPr>
+              <w:t>元数据切片不存在，能够写入，</w:t>
+            </w:r>
+            <w:r>
+              <w:rPr>
+                <w:rFonts w:eastAsiaTheme="minorEastAsia" w:hint="eastAsia"/>
+              </w:rPr>
+              <w:t>但是重放</w:t>
+            </w:r>
+            <w:r>
+              <w:rPr>
+                <w:rFonts w:eastAsiaTheme="minorEastAsia" w:hint="eastAsia"/>
+              </w:rPr>
+              <w:t>LOB</w:t>
+            </w:r>
+            <w:r>
+              <w:rPr>
+                <w:rFonts w:eastAsiaTheme="minorEastAsia" w:hint="eastAsia"/>
+              </w:rPr>
+              <w:t>元数据切片会报错。</w:t>
+            </w:r>
+          </w:p>
+        </w:tc>
+      </w:tr>
+      <w:tr>
+        <w:tc>
+          <w:tcPr>
+            <w:tcW w:w="3085" w:type="dxa"/>
+          </w:tcPr>
+          <w:p>
+            <w:pPr>
+              <w:ind w:left="0"/>
+              <w:rPr>
+                <w:rFonts w:eastAsiaTheme="minorEastAsia" w:hint="eastAsia"/>
+              </w:rPr>
+            </w:pPr>
+            <w:r>
+              <w:rPr>
+                <w:rFonts w:eastAsiaTheme="minorEastAsia" w:hint="eastAsia"/>
+              </w:rPr>
+              <w:t>对集合进行切分操作</w:t>
+            </w:r>
+          </w:p>
+        </w:tc>
+        <w:tc>
+          <w:tcPr>
+            <w:tcW w:w="5531" w:type="dxa"/>
+          </w:tcPr>
+          <w:p>
+            <w:pPr>
+              <w:ind w:left="0"/>
+              <w:rPr>
+                <w:rFonts w:eastAsiaTheme="minorEastAsia"/>
+              </w:rPr>
+            </w:pPr>
+            <w:r>
+              <w:rPr>
+                <w:rFonts w:hint="eastAsia"/>
+              </w:rPr>
+              <w:t>切分的源复制组先于目标复制组重放，可能会导致迁移的LOB切片</w:t>
+            </w:r>
+            <w:r>
+              <w:rPr>
+                <w:rFonts w:eastAsiaTheme="minorEastAsia" w:hint="eastAsia"/>
+              </w:rPr>
+              <w:t>重放时</w:t>
+            </w:r>
+            <w:r>
+              <w:rPr>
+                <w:rFonts w:hint="eastAsia"/>
+              </w:rPr>
+              <w:t>被删除</w:t>
+            </w:r>
+          </w:p>
+        </w:tc>
+      </w:tr>
+    </w:tbl>
+    <w:p>
+      <w:pPr>
+        <w:tabs>
+          <w:tab w:val="left" w:pos="910"/>
+        </w:tabs>
+        <w:ind w:left="0"/>
       </w:pPr>
     </w:p>
     <w:p>
@@ -2474,7 +2977,6 @@
         <w:rPr>
           <w:rFonts w:hint="eastAsia"/>
         </w:rPr>
-        <w:lastRenderedPageBreak/>
         <w:t>要实现</w:t>
       </w:r>
       <w:r>
@@ -3224,6 +3726,12 @@
         </w:rPr>
         <w:t>页大小。</w:t>
       </w:r>
+      <w:r>
+        <w:rPr>
+          <w:rFonts w:hint="eastAsia"/>
+        </w:rPr>
+        <w:t>可能会产生垃圾切片。</w:t>
+      </w:r>
     </w:p>
     <w:p>
       <w:pPr>
@@ -3435,7 +3943,13 @@
         <w:rPr>
           <w:rFonts w:hint="eastAsia"/>
         </w:rPr>
-        <w:t>切片重放的方案。</w:t>
+        <w:t xml:space="preserve"> seek write</w:t>
+      </w:r>
+      <w:r>
+        <w:rPr>
+          <w:rFonts w:hint="eastAsia"/>
+        </w:rPr>
+        <w:t>的方案。</w:t>
       </w:r>
     </w:p>
     <w:p>
@@ -3446,6 +3960,7 @@
         <w:rPr>
           <w:rFonts w:hint="eastAsia"/>
         </w:rPr>
+        <w:lastRenderedPageBreak/>
         <w:t>遗留问题</w:t>
       </w:r>
     </w:p>
@@ -3758,7 +4273,6 @@
                 <w:rFonts w:ascii="宋体" w:eastAsia="宋体" w:hAnsi="宋体" w:cs="宋体" w:hint="eastAsia"/>
                 <w:b/>
               </w:rPr>
-              <w:lastRenderedPageBreak/>
               <w:t>用例编号</w:t>
             </w:r>
           </w:p>
